--- a/Tyler/PHP_React/Tyler_Roberts.docx
+++ b/Tyler/PHP_React/Tyler_Roberts.docx
@@ -44,7 +44,7 @@
           <w:sz w:val="19"/>
           <w:szCs w:val="19"/>
         </w:rPr>
-        <w:t>tylerroberts.dev@oudook.com | linkedin.com/in/tyler-roberts-3b839b3a9/ | Florida, United States | +1 (321) 376-7095</w:t>
+        <w:t>tylerrdev@outlook.com | linkedin.com/in/tyler-roberts-76a8193b2/ | Florida, United States | +1 (321) 376-7095</w:t>
       </w:r>
     </w:p>
     <w:p>
@@ -86,8 +86,17 @@
           <w:rStyle w:val="Strong"/>
           <w:rFonts w:ascii="Arial" w:hAnsi="Arial" w:cs="Arial"/>
         </w:rPr>
-        <w:t>cloud-native SaaS</w:t>
-      </w:r>
+        <w:t xml:space="preserve">cloud-native </w:t>
+      </w:r>
+      <w:proofErr w:type="spellStart"/>
+      <w:r>
+        <w:rPr>
+          <w:rStyle w:val="Strong"/>
+          <w:rFonts w:ascii="Arial" w:hAnsi="Arial" w:cs="Arial"/>
+        </w:rPr>
+        <w:t>SaaS</w:t>
+      </w:r>
+      <w:proofErr w:type="spellEnd"/>
       <w:r>
         <w:rPr>
           <w:rFonts w:ascii="Arial" w:hAnsi="Arial" w:cs="Arial"/>
@@ -107,12 +116,21 @@
         </w:rPr>
         <w:t xml:space="preserve">, </w:t>
       </w:r>
-      <w:r>
-        <w:rPr>
-          <w:rStyle w:val="Strong"/>
-          <w:rFonts w:ascii="Arial" w:hAnsi="Arial" w:cs="Arial"/>
-        </w:rPr>
-        <w:t>secure APIs</w:t>
+      <w:proofErr w:type="gramStart"/>
+      <w:r>
+        <w:rPr>
+          <w:rStyle w:val="Strong"/>
+          <w:rFonts w:ascii="Arial" w:hAnsi="Arial" w:cs="Arial"/>
+        </w:rPr>
+        <w:t>secure</w:t>
+      </w:r>
+      <w:proofErr w:type="gramEnd"/>
+      <w:r>
+        <w:rPr>
+          <w:rStyle w:val="Strong"/>
+          <w:rFonts w:ascii="Arial" w:hAnsi="Arial" w:cs="Arial"/>
+        </w:rPr>
+        <w:t xml:space="preserve"> APIs</w:t>
       </w:r>
       <w:r>
         <w:rPr>
@@ -185,6 +203,7 @@
         </w:rPr>
         <w:t xml:space="preserve">, and </w:t>
       </w:r>
+      <w:proofErr w:type="spellStart"/>
       <w:r>
         <w:rPr>
           <w:rStyle w:val="Strong"/>
@@ -192,11 +211,19 @@
         </w:rPr>
         <w:t>observability</w:t>
       </w:r>
-      <w:r>
-        <w:rPr>
-          <w:rFonts w:ascii="Arial" w:hAnsi="Arial" w:cs="Arial"/>
-        </w:rPr>
-        <w:t xml:space="preserve">—with a strong focus on reliability under real-world load and multi-tenant constraints. Experienced building event-driven integrations and data-heavy workflows using </w:t>
+      <w:proofErr w:type="spellEnd"/>
+      <w:r>
+        <w:rPr>
+          <w:rFonts w:ascii="Arial" w:hAnsi="Arial" w:cs="Arial"/>
+        </w:rPr>
+        <w:t xml:space="preserve">—with a strong focus on reliability under real-world load and multi-tenant constraints. </w:t>
+      </w:r>
+      <w:proofErr w:type="gramStart"/>
+      <w:r>
+        <w:rPr>
+          <w:rFonts w:ascii="Arial" w:hAnsi="Arial" w:cs="Arial"/>
+        </w:rPr>
+        <w:t xml:space="preserve">Experienced building event-driven integrations and data-heavy workflows using </w:t>
       </w:r>
       <w:r>
         <w:rPr>
@@ -224,6 +251,7 @@
         </w:rPr>
         <w:t xml:space="preserve">, </w:t>
       </w:r>
+      <w:proofErr w:type="spellStart"/>
       <w:r>
         <w:rPr>
           <w:rStyle w:val="Strong"/>
@@ -231,6 +259,7 @@
         </w:rPr>
         <w:t>TypeScript</w:t>
       </w:r>
+      <w:proofErr w:type="spellEnd"/>
       <w:r>
         <w:rPr>
           <w:rFonts w:ascii="Arial" w:hAnsi="Arial" w:cs="Arial"/>
@@ -289,6 +318,7 @@
         </w:rPr>
         <w:t>.</w:t>
       </w:r>
+      <w:proofErr w:type="gramEnd"/>
     </w:p>
     <w:p>
       <w:pPr>
@@ -366,6 +396,7 @@
         </w:rPr>
         <w:t xml:space="preserve">, </w:t>
       </w:r>
+      <w:proofErr w:type="spellStart"/>
       <w:r>
         <w:rPr>
           <w:rStyle w:val="Strong"/>
@@ -374,6 +405,7 @@
         </w:rPr>
         <w:t>TypeScript</w:t>
       </w:r>
+      <w:proofErr w:type="spellEnd"/>
       <w:r>
         <w:rPr>
           <w:rFonts w:ascii="Arial" w:hAnsi="Arial" w:cs="Arial"/>
@@ -438,7 +470,55 @@
           <w:rFonts w:ascii="Arial" w:hAnsi="Arial" w:cs="Arial"/>
           <w:sz w:val="20"/>
         </w:rPr>
-        <w:t>, REST API design, API versioning &amp; backward compatibility, microservices &amp; modular monoliths, event-driven architecture, background jobs &amp; workers, webhooks &amp; idempotency patterns, rate limiting &amp; throttling, caching strategies, error handling &amp; resilience, data modeling &amp; migration strategy</w:t>
+        <w:t xml:space="preserve">, REST API design, API versioning &amp; backward compatibility, </w:t>
+      </w:r>
+      <w:proofErr w:type="spellStart"/>
+      <w:r>
+        <w:rPr>
+          <w:rFonts w:ascii="Arial" w:hAnsi="Arial" w:cs="Arial"/>
+          <w:sz w:val="20"/>
+        </w:rPr>
+        <w:t>microservices</w:t>
+      </w:r>
+      <w:proofErr w:type="spellEnd"/>
+      <w:r>
+        <w:rPr>
+          <w:rFonts w:ascii="Arial" w:hAnsi="Arial" w:cs="Arial"/>
+          <w:sz w:val="20"/>
+        </w:rPr>
+        <w:t xml:space="preserve"> &amp; modular monoliths, event-driven architecture, background jobs &amp; workers, </w:t>
+      </w:r>
+      <w:proofErr w:type="spellStart"/>
+      <w:r>
+        <w:rPr>
+          <w:rFonts w:ascii="Arial" w:hAnsi="Arial" w:cs="Arial"/>
+          <w:sz w:val="20"/>
+        </w:rPr>
+        <w:t>webhooks</w:t>
+      </w:r>
+      <w:proofErr w:type="spellEnd"/>
+      <w:r>
+        <w:rPr>
+          <w:rFonts w:ascii="Arial" w:hAnsi="Arial" w:cs="Arial"/>
+          <w:sz w:val="20"/>
+        </w:rPr>
+        <w:t xml:space="preserve"> &amp; </w:t>
+      </w:r>
+      <w:proofErr w:type="spellStart"/>
+      <w:r>
+        <w:rPr>
+          <w:rFonts w:ascii="Arial" w:hAnsi="Arial" w:cs="Arial"/>
+          <w:sz w:val="20"/>
+        </w:rPr>
+        <w:t>idempotency</w:t>
+      </w:r>
+      <w:proofErr w:type="spellEnd"/>
+      <w:r>
+        <w:rPr>
+          <w:rFonts w:ascii="Arial" w:hAnsi="Arial" w:cs="Arial"/>
+          <w:sz w:val="20"/>
+        </w:rPr>
+        <w:t xml:space="preserve"> patterns, rate limiting &amp; throttling, caching strategies, error handling &amp; resilience, data modeling &amp; migration strategy</w:t>
       </w:r>
     </w:p>
     <w:p>
@@ -469,6 +549,7 @@
         </w:rPr>
         <w:t xml:space="preserve"> — Relational: </w:t>
       </w:r>
+      <w:proofErr w:type="spellStart"/>
       <w:r>
         <w:rPr>
           <w:rStyle w:val="Strong"/>
@@ -477,6 +558,7 @@
         </w:rPr>
         <w:t>PostgreSQL</w:t>
       </w:r>
+      <w:proofErr w:type="spellEnd"/>
       <w:r>
         <w:rPr>
           <w:rFonts w:ascii="Arial" w:hAnsi="Arial" w:cs="Arial"/>
@@ -512,8 +594,25 @@
           <w:rFonts w:ascii="Arial" w:hAnsi="Arial" w:cs="Arial"/>
           <w:sz w:val="20"/>
         </w:rPr>
-        <w:t xml:space="preserve"> | NoSQL: </w:t>
-      </w:r>
+        <w:t xml:space="preserve"> | </w:t>
+      </w:r>
+      <w:proofErr w:type="spellStart"/>
+      <w:r>
+        <w:rPr>
+          <w:rFonts w:ascii="Arial" w:hAnsi="Arial" w:cs="Arial"/>
+          <w:sz w:val="20"/>
+        </w:rPr>
+        <w:t>NoSQL</w:t>
+      </w:r>
+      <w:proofErr w:type="spellEnd"/>
+      <w:r>
+        <w:rPr>
+          <w:rFonts w:ascii="Arial" w:hAnsi="Arial" w:cs="Arial"/>
+          <w:sz w:val="20"/>
+        </w:rPr>
+        <w:t xml:space="preserve">: </w:t>
+      </w:r>
+      <w:proofErr w:type="spellStart"/>
       <w:r>
         <w:rPr>
           <w:rStyle w:val="Strong"/>
@@ -522,13 +621,15 @@
         </w:rPr>
         <w:t>Redis</w:t>
       </w:r>
-      <w:r>
-        <w:rPr>
-          <w:rFonts w:ascii="Arial" w:hAnsi="Arial" w:cs="Arial"/>
-          <w:sz w:val="20"/>
-        </w:rPr>
-        <w:t xml:space="preserve">, </w:t>
-      </w:r>
+      <w:proofErr w:type="spellEnd"/>
+      <w:r>
+        <w:rPr>
+          <w:rFonts w:ascii="Arial" w:hAnsi="Arial" w:cs="Arial"/>
+          <w:sz w:val="20"/>
+        </w:rPr>
+        <w:t xml:space="preserve">, </w:t>
+      </w:r>
+      <w:proofErr w:type="spellStart"/>
       <w:r>
         <w:rPr>
           <w:rStyle w:val="Strong"/>
@@ -537,13 +638,15 @@
         </w:rPr>
         <w:t>MongoDB</w:t>
       </w:r>
-      <w:r>
-        <w:rPr>
-          <w:rFonts w:ascii="Arial" w:hAnsi="Arial" w:cs="Arial"/>
-          <w:sz w:val="20"/>
-        </w:rPr>
-        <w:t xml:space="preserve">, </w:t>
-      </w:r>
+      <w:proofErr w:type="spellEnd"/>
+      <w:r>
+        <w:rPr>
+          <w:rFonts w:ascii="Arial" w:hAnsi="Arial" w:cs="Arial"/>
+          <w:sz w:val="20"/>
+        </w:rPr>
+        <w:t xml:space="preserve">, </w:t>
+      </w:r>
+      <w:proofErr w:type="spellStart"/>
       <w:r>
         <w:rPr>
           <w:rStyle w:val="Strong"/>
@@ -552,6 +655,7 @@
         </w:rPr>
         <w:t>DynamoDB</w:t>
       </w:r>
+      <w:proofErr w:type="spellEnd"/>
       <w:r>
         <w:rPr>
           <w:rFonts w:ascii="Arial" w:hAnsi="Arial" w:cs="Arial"/>
@@ -589,6 +693,7 @@
         </w:rPr>
         <w:t xml:space="preserve">, </w:t>
       </w:r>
+      <w:proofErr w:type="spellStart"/>
       <w:r>
         <w:rPr>
           <w:rStyle w:val="Strong"/>
@@ -597,6 +702,7 @@
         </w:rPr>
         <w:t>RabbitMQ</w:t>
       </w:r>
+      <w:proofErr w:type="spellEnd"/>
       <w:r>
         <w:rPr>
           <w:rFonts w:ascii="Arial" w:hAnsi="Arial" w:cs="Arial"/>
@@ -604,6 +710,7 @@
         </w:rPr>
         <w:t xml:space="preserve"> | Search: </w:t>
       </w:r>
+      <w:proofErr w:type="spellStart"/>
       <w:r>
         <w:rPr>
           <w:rStyle w:val="Strong"/>
@@ -612,6 +719,7 @@
         </w:rPr>
         <w:t>Elasticsearch</w:t>
       </w:r>
+      <w:proofErr w:type="spellEnd"/>
       <w:r>
         <w:rPr>
           <w:rFonts w:ascii="Arial" w:hAnsi="Arial" w:cs="Arial"/>
@@ -649,6 +757,7 @@
         </w:rPr>
         <w:t xml:space="preserve">, </w:t>
       </w:r>
+      <w:proofErr w:type="spellStart"/>
       <w:r>
         <w:rPr>
           <w:rStyle w:val="Strong"/>
@@ -657,6 +766,7 @@
         </w:rPr>
         <w:t>BigQuery</w:t>
       </w:r>
+      <w:proofErr w:type="spellEnd"/>
     </w:p>
     <w:p>
       <w:pPr>
@@ -677,8 +787,18 @@
           <w:rFonts w:ascii="Arial" w:hAnsi="Arial" w:cs="Arial"/>
           <w:sz w:val="20"/>
         </w:rPr>
-        <w:t>Cloud &amp; DevOps</w:t>
-      </w:r>
+        <w:t xml:space="preserve">Cloud &amp; </w:t>
+      </w:r>
+      <w:proofErr w:type="spellStart"/>
+      <w:r>
+        <w:rPr>
+          <w:rStyle w:val="Strong"/>
+          <w:rFonts w:ascii="Arial" w:hAnsi="Arial" w:cs="Arial"/>
+          <w:sz w:val="20"/>
+        </w:rPr>
+        <w:t>DevOps</w:t>
+      </w:r>
+      <w:proofErr w:type="spellEnd"/>
       <w:r>
         <w:rPr>
           <w:rFonts w:ascii="Arial" w:hAnsi="Arial" w:cs="Arial"/>
@@ -776,6 +896,7 @@
         </w:rPr>
         <w:t xml:space="preserve">, </w:t>
       </w:r>
+      <w:proofErr w:type="spellStart"/>
       <w:r>
         <w:rPr>
           <w:rStyle w:val="Strong"/>
@@ -784,6 +905,7 @@
         </w:rPr>
         <w:t>CloudFront</w:t>
       </w:r>
+      <w:proofErr w:type="spellEnd"/>
       <w:r>
         <w:rPr>
           <w:rFonts w:ascii="Arial" w:hAnsi="Arial" w:cs="Arial"/>
@@ -806,6 +928,7 @@
         </w:rPr>
         <w:t xml:space="preserve">, </w:t>
       </w:r>
+      <w:proofErr w:type="spellStart"/>
       <w:r>
         <w:rPr>
           <w:rStyle w:val="Strong"/>
@@ -814,13 +937,15 @@
         </w:rPr>
         <w:t>DynamoDB</w:t>
       </w:r>
-      <w:r>
-        <w:rPr>
-          <w:rFonts w:ascii="Arial" w:hAnsi="Arial" w:cs="Arial"/>
-          <w:sz w:val="20"/>
-        </w:rPr>
-        <w:t xml:space="preserve">, </w:t>
-      </w:r>
+      <w:proofErr w:type="spellEnd"/>
+      <w:r>
+        <w:rPr>
+          <w:rFonts w:ascii="Arial" w:hAnsi="Arial" w:cs="Arial"/>
+          <w:sz w:val="20"/>
+        </w:rPr>
+        <w:t xml:space="preserve">, </w:t>
+      </w:r>
+      <w:proofErr w:type="spellStart"/>
       <w:r>
         <w:rPr>
           <w:rStyle w:val="Strong"/>
@@ -829,13 +954,15 @@
         </w:rPr>
         <w:t>ElastiCache</w:t>
       </w:r>
-      <w:r>
-        <w:rPr>
-          <w:rFonts w:ascii="Arial" w:hAnsi="Arial" w:cs="Arial"/>
-          <w:sz w:val="20"/>
-        </w:rPr>
-        <w:t xml:space="preserve">, </w:t>
-      </w:r>
+      <w:proofErr w:type="spellEnd"/>
+      <w:r>
+        <w:rPr>
+          <w:rFonts w:ascii="Arial" w:hAnsi="Arial" w:cs="Arial"/>
+          <w:sz w:val="20"/>
+        </w:rPr>
+        <w:t xml:space="preserve">, </w:t>
+      </w:r>
+      <w:proofErr w:type="spellStart"/>
       <w:r>
         <w:rPr>
           <w:rStyle w:val="Strong"/>
@@ -844,6 +971,7 @@
         </w:rPr>
         <w:t>EventBridge</w:t>
       </w:r>
+      <w:proofErr w:type="spellEnd"/>
       <w:r>
         <w:rPr>
           <w:rFonts w:ascii="Arial" w:hAnsi="Arial" w:cs="Arial"/>
@@ -1031,6 +1159,7 @@
         </w:rPr>
         <w:t xml:space="preserve">, </w:t>
       </w:r>
+      <w:proofErr w:type="spellStart"/>
       <w:r>
         <w:rPr>
           <w:rStyle w:val="Strong"/>
@@ -1039,6 +1168,7 @@
         </w:rPr>
         <w:t>BigQuery</w:t>
       </w:r>
+      <w:proofErr w:type="spellEnd"/>
       <w:r>
         <w:rPr>
           <w:rFonts w:ascii="Arial" w:hAnsi="Arial" w:cs="Arial"/>
@@ -1046,6 +1176,7 @@
         </w:rPr>
         <w:t xml:space="preserve"> | </w:t>
       </w:r>
+      <w:proofErr w:type="spellStart"/>
       <w:r>
         <w:rPr>
           <w:rStyle w:val="Strong"/>
@@ -1054,13 +1185,15 @@
         </w:rPr>
         <w:t>Docker</w:t>
       </w:r>
-      <w:r>
-        <w:rPr>
-          <w:rFonts w:ascii="Arial" w:hAnsi="Arial" w:cs="Arial"/>
-          <w:sz w:val="20"/>
-        </w:rPr>
-        <w:t xml:space="preserve">, </w:t>
-      </w:r>
+      <w:proofErr w:type="spellEnd"/>
+      <w:r>
+        <w:rPr>
+          <w:rFonts w:ascii="Arial" w:hAnsi="Arial" w:cs="Arial"/>
+          <w:sz w:val="20"/>
+        </w:rPr>
+        <w:t xml:space="preserve">, </w:t>
+      </w:r>
+      <w:proofErr w:type="spellStart"/>
       <w:r>
         <w:rPr>
           <w:rStyle w:val="Strong"/>
@@ -1069,6 +1202,7 @@
         </w:rPr>
         <w:t>Kubernetes</w:t>
       </w:r>
+      <w:proofErr w:type="spellEnd"/>
       <w:r>
         <w:rPr>
           <w:rFonts w:ascii="Arial" w:hAnsi="Arial" w:cs="Arial"/>
@@ -1106,6 +1240,7 @@
         </w:rPr>
         <w:t xml:space="preserve">, </w:t>
       </w:r>
+      <w:proofErr w:type="spellStart"/>
       <w:r>
         <w:rPr>
           <w:rStyle w:val="Strong"/>
@@ -1114,13 +1249,15 @@
         </w:rPr>
         <w:t>GitOps</w:t>
       </w:r>
-      <w:r>
-        <w:rPr>
-          <w:rFonts w:ascii="Arial" w:hAnsi="Arial" w:cs="Arial"/>
-          <w:sz w:val="20"/>
-        </w:rPr>
-        <w:t xml:space="preserve">, </w:t>
-      </w:r>
+      <w:proofErr w:type="spellEnd"/>
+      <w:r>
+        <w:rPr>
+          <w:rFonts w:ascii="Arial" w:hAnsi="Arial" w:cs="Arial"/>
+          <w:sz w:val="20"/>
+        </w:rPr>
+        <w:t xml:space="preserve">, </w:t>
+      </w:r>
+      <w:proofErr w:type="spellStart"/>
       <w:r>
         <w:rPr>
           <w:rStyle w:val="Strong"/>
@@ -1129,13 +1266,15 @@
         </w:rPr>
         <w:t>Terraform</w:t>
       </w:r>
-      <w:r>
-        <w:rPr>
-          <w:rFonts w:ascii="Arial" w:hAnsi="Arial" w:cs="Arial"/>
-          <w:sz w:val="20"/>
-        </w:rPr>
-        <w:t xml:space="preserve">, </w:t>
-      </w:r>
+      <w:proofErr w:type="spellEnd"/>
+      <w:r>
+        <w:rPr>
+          <w:rFonts w:ascii="Arial" w:hAnsi="Arial" w:cs="Arial"/>
+          <w:sz w:val="20"/>
+        </w:rPr>
+        <w:t xml:space="preserve">, </w:t>
+      </w:r>
+      <w:proofErr w:type="spellStart"/>
       <w:r>
         <w:rPr>
           <w:rStyle w:val="Strong"/>
@@ -1144,6 +1283,7 @@
         </w:rPr>
         <w:t>CloudFormation</w:t>
       </w:r>
+      <w:proofErr w:type="spellEnd"/>
       <w:r>
         <w:rPr>
           <w:rFonts w:ascii="Arial" w:hAnsi="Arial" w:cs="Arial"/>
@@ -1151,28 +1291,48 @@
         </w:rPr>
         <w:t xml:space="preserve">, CI/CD: </w:t>
       </w:r>
-      <w:r>
-        <w:rPr>
-          <w:rStyle w:val="Strong"/>
-          <w:rFonts w:ascii="Arial" w:hAnsi="Arial" w:cs="Arial"/>
-          <w:sz w:val="20"/>
-        </w:rPr>
-        <w:t>GitHub Actions</w:t>
-      </w:r>
-      <w:r>
-        <w:rPr>
-          <w:rFonts w:ascii="Arial" w:hAnsi="Arial" w:cs="Arial"/>
-          <w:sz w:val="20"/>
-        </w:rPr>
-        <w:t xml:space="preserve">, </w:t>
-      </w:r>
-      <w:r>
-        <w:rPr>
-          <w:rStyle w:val="Strong"/>
-          <w:rFonts w:ascii="Arial" w:hAnsi="Arial" w:cs="Arial"/>
-          <w:sz w:val="20"/>
-        </w:rPr>
-        <w:t>GitLab CI</w:t>
+      <w:proofErr w:type="spellStart"/>
+      <w:r>
+        <w:rPr>
+          <w:rStyle w:val="Strong"/>
+          <w:rFonts w:ascii="Arial" w:hAnsi="Arial" w:cs="Arial"/>
+          <w:sz w:val="20"/>
+        </w:rPr>
+        <w:t>GitHub</w:t>
+      </w:r>
+      <w:proofErr w:type="spellEnd"/>
+      <w:r>
+        <w:rPr>
+          <w:rStyle w:val="Strong"/>
+          <w:rFonts w:ascii="Arial" w:hAnsi="Arial" w:cs="Arial"/>
+          <w:sz w:val="20"/>
+        </w:rPr>
+        <w:t xml:space="preserve"> Actions</w:t>
+      </w:r>
+      <w:r>
+        <w:rPr>
+          <w:rFonts w:ascii="Arial" w:hAnsi="Arial" w:cs="Arial"/>
+          <w:sz w:val="20"/>
+        </w:rPr>
+        <w:t xml:space="preserve">, </w:t>
+      </w:r>
+      <w:proofErr w:type="spellStart"/>
+      <w:r>
+        <w:rPr>
+          <w:rStyle w:val="Strong"/>
+          <w:rFonts w:ascii="Arial" w:hAnsi="Arial" w:cs="Arial"/>
+          <w:sz w:val="20"/>
+        </w:rPr>
+        <w:t>GitLab</w:t>
+      </w:r>
+      <w:proofErr w:type="spellEnd"/>
+      <w:r>
+        <w:rPr>
+          <w:rStyle w:val="Strong"/>
+          <w:rFonts w:ascii="Arial" w:hAnsi="Arial" w:cs="Arial"/>
+          <w:sz w:val="20"/>
+        </w:rPr>
+        <w:t xml:space="preserve"> CI</w:t>
       </w:r>
       <w:r>
         <w:rPr>
@@ -1202,15 +1362,26 @@
           <w:rFonts w:ascii="Arial" w:hAnsi="Arial" w:cs="Arial"/>
           <w:sz w:val="20"/>
         </w:rPr>
-        <w:t>Azure DevOps</w:t>
-      </w:r>
-      <w:r>
-        <w:rPr>
-          <w:rFonts w:ascii="Arial" w:hAnsi="Arial" w:cs="Arial"/>
-          <w:sz w:val="20"/>
-        </w:rPr>
-        <w:t xml:space="preserve">, </w:t>
-      </w:r>
+        <w:t xml:space="preserve">Azure </w:t>
+      </w:r>
+      <w:proofErr w:type="spellStart"/>
+      <w:r>
+        <w:rPr>
+          <w:rStyle w:val="Strong"/>
+          <w:rFonts w:ascii="Arial" w:hAnsi="Arial" w:cs="Arial"/>
+          <w:sz w:val="20"/>
+        </w:rPr>
+        <w:t>DevOps</w:t>
+      </w:r>
+      <w:proofErr w:type="spellEnd"/>
+      <w:r>
+        <w:rPr>
+          <w:rFonts w:ascii="Arial" w:hAnsi="Arial" w:cs="Arial"/>
+          <w:sz w:val="20"/>
+        </w:rPr>
+        <w:t xml:space="preserve">, </w:t>
+      </w:r>
+      <w:proofErr w:type="spellStart"/>
       <w:r>
         <w:rPr>
           <w:rStyle w:val="Strong"/>
@@ -1219,6 +1390,7 @@
         </w:rPr>
         <w:t>CircleCI</w:t>
       </w:r>
+      <w:proofErr w:type="spellEnd"/>
     </w:p>
     <w:p>
       <w:pPr>
@@ -1233,13 +1405,23 @@
           <w:sz w:val="20"/>
         </w:rPr>
       </w:pPr>
-      <w:r>
-        <w:rPr>
-          <w:rStyle w:val="Strong"/>
-          <w:rFonts w:ascii="Arial" w:hAnsi="Arial" w:cs="Arial"/>
-          <w:sz w:val="20"/>
-        </w:rPr>
-        <w:t>Observability, Quality &amp; Security</w:t>
+      <w:proofErr w:type="spellStart"/>
+      <w:r>
+        <w:rPr>
+          <w:rStyle w:val="Strong"/>
+          <w:rFonts w:ascii="Arial" w:hAnsi="Arial" w:cs="Arial"/>
+          <w:sz w:val="20"/>
+        </w:rPr>
+        <w:t>Observability</w:t>
+      </w:r>
+      <w:proofErr w:type="spellEnd"/>
+      <w:r>
+        <w:rPr>
+          <w:rStyle w:val="Strong"/>
+          <w:rFonts w:ascii="Arial" w:hAnsi="Arial" w:cs="Arial"/>
+          <w:sz w:val="20"/>
+        </w:rPr>
+        <w:t>, Quality &amp; Security</w:t>
       </w:r>
       <w:r>
         <w:rPr>
@@ -1248,6 +1430,7 @@
         </w:rPr>
         <w:t xml:space="preserve"> — </w:t>
       </w:r>
+      <w:proofErr w:type="spellStart"/>
       <w:r>
         <w:rPr>
           <w:rStyle w:val="Strong"/>
@@ -1256,13 +1439,15 @@
         </w:rPr>
         <w:t>OpenTelemetry</w:t>
       </w:r>
-      <w:r>
-        <w:rPr>
-          <w:rFonts w:ascii="Arial" w:hAnsi="Arial" w:cs="Arial"/>
-          <w:sz w:val="20"/>
-        </w:rPr>
-        <w:t xml:space="preserve">, </w:t>
-      </w:r>
+      <w:proofErr w:type="spellEnd"/>
+      <w:r>
+        <w:rPr>
+          <w:rFonts w:ascii="Arial" w:hAnsi="Arial" w:cs="Arial"/>
+          <w:sz w:val="20"/>
+        </w:rPr>
+        <w:t xml:space="preserve">, </w:t>
+      </w:r>
+      <w:proofErr w:type="spellStart"/>
       <w:r>
         <w:rPr>
           <w:rStyle w:val="Strong"/>
@@ -1271,6 +1456,7 @@
         </w:rPr>
         <w:t>Datadog</w:t>
       </w:r>
+      <w:proofErr w:type="spellEnd"/>
       <w:r>
         <w:rPr>
           <w:rFonts w:ascii="Arial" w:hAnsi="Arial" w:cs="Arial"/>
@@ -1293,6 +1479,7 @@
         </w:rPr>
         <w:t xml:space="preserve">, </w:t>
       </w:r>
+      <w:proofErr w:type="spellStart"/>
       <w:r>
         <w:rPr>
           <w:rStyle w:val="Strong"/>
@@ -1301,6 +1488,7 @@
         </w:rPr>
         <w:t>Grafana</w:t>
       </w:r>
+      <w:proofErr w:type="spellEnd"/>
       <w:r>
         <w:rPr>
           <w:rFonts w:ascii="Arial" w:hAnsi="Arial" w:cs="Arial"/>
@@ -1323,6 +1511,7 @@
         </w:rPr>
         <w:t xml:space="preserve">, </w:t>
       </w:r>
+      <w:proofErr w:type="spellStart"/>
       <w:r>
         <w:rPr>
           <w:rStyle w:val="Strong"/>
@@ -1331,6 +1520,7 @@
         </w:rPr>
         <w:t>CloudWatch</w:t>
       </w:r>
+      <w:proofErr w:type="spellEnd"/>
       <w:r>
         <w:rPr>
           <w:rFonts w:ascii="Arial" w:hAnsi="Arial" w:cs="Arial"/>
@@ -1443,13 +1633,23 @@
         </w:rPr>
         <w:t xml:space="preserve">, </w:t>
       </w:r>
-      <w:r>
-        <w:rPr>
-          <w:rStyle w:val="Strong"/>
-          <w:rFonts w:ascii="Arial" w:hAnsi="Arial" w:cs="Arial"/>
-          <w:sz w:val="20"/>
-        </w:rPr>
-        <w:t>OpenID Connect</w:t>
+      <w:proofErr w:type="spellStart"/>
+      <w:r>
+        <w:rPr>
+          <w:rStyle w:val="Strong"/>
+          <w:rFonts w:ascii="Arial" w:hAnsi="Arial" w:cs="Arial"/>
+          <w:sz w:val="20"/>
+        </w:rPr>
+        <w:t>OpenID</w:t>
+      </w:r>
+      <w:proofErr w:type="spellEnd"/>
+      <w:r>
+        <w:rPr>
+          <w:rStyle w:val="Strong"/>
+          <w:rFonts w:ascii="Arial" w:hAnsi="Arial" w:cs="Arial"/>
+          <w:sz w:val="20"/>
+        </w:rPr>
+        <w:t xml:space="preserve"> Connect</w:t>
       </w:r>
       <w:r>
         <w:rPr>
@@ -1473,6 +1673,7 @@
         </w:rPr>
         <w:t xml:space="preserve">, </w:t>
       </w:r>
+      <w:proofErr w:type="spellStart"/>
       <w:r>
         <w:rPr>
           <w:rStyle w:val="Strong"/>
@@ -1481,6 +1682,7 @@
         </w:rPr>
         <w:t>Okta</w:t>
       </w:r>
+      <w:proofErr w:type="spellEnd"/>
       <w:r>
         <w:rPr>
           <w:rFonts w:ascii="Arial" w:hAnsi="Arial" w:cs="Arial"/>
@@ -1509,8 +1711,18 @@
           <w:rFonts w:ascii="Arial" w:hAnsi="Arial" w:cs="Arial"/>
           <w:sz w:val="20"/>
         </w:rPr>
-        <w:t>AWS Cognito</w:t>
-      </w:r>
+        <w:t xml:space="preserve">AWS </w:t>
+      </w:r>
+      <w:proofErr w:type="spellStart"/>
+      <w:r>
+        <w:rPr>
+          <w:rStyle w:val="Strong"/>
+          <w:rFonts w:ascii="Arial" w:hAnsi="Arial" w:cs="Arial"/>
+          <w:sz w:val="20"/>
+        </w:rPr>
+        <w:t>Cognito</w:t>
+      </w:r>
+      <w:proofErr w:type="spellEnd"/>
       <w:r>
         <w:rPr>
           <w:rFonts w:ascii="Arial" w:hAnsi="Arial" w:cs="Arial"/>
@@ -1575,7 +1787,31 @@
           <w:sz w:val="21"/>
           <w:szCs w:val="21"/>
         </w:rPr>
-        <w:t>Web Venturez LLC</w:t>
+        <w:t xml:space="preserve">Web </w:t>
+      </w:r>
+      <w:proofErr w:type="spellStart"/>
+      <w:r>
+        <w:rPr>
+          <w:rFonts w:ascii="Arial" w:eastAsia="Arial" w:hAnsi="Arial" w:cs="Arial"/>
+          <w:b/>
+          <w:bCs/>
+          <w:color w:val="6F8F6B"/>
+          <w:sz w:val="21"/>
+          <w:szCs w:val="21"/>
+        </w:rPr>
+        <w:t>Venturez</w:t>
+      </w:r>
+      <w:proofErr w:type="spellEnd"/>
+      <w:r>
+        <w:rPr>
+          <w:rFonts w:ascii="Arial" w:eastAsia="Arial" w:hAnsi="Arial" w:cs="Arial"/>
+          <w:b/>
+          <w:bCs/>
+          <w:color w:val="6F8F6B"/>
+          <w:sz w:val="21"/>
+          <w:szCs w:val="21"/>
+        </w:rPr>
+        <w:t xml:space="preserve"> LLC</w:t>
       </w:r>
     </w:p>
     <w:p>
@@ -1607,7 +1843,23 @@
           <w:rFonts w:ascii="Arial" w:hAnsi="Arial" w:cs="Arial"/>
           <w:sz w:val="20"/>
         </w:rPr>
-        <w:t xml:space="preserve">Owned delivery of revenue-critical SaaS modules end-to-end, aligning </w:t>
+        <w:t xml:space="preserve">Owned delivery of revenue-critical </w:t>
+      </w:r>
+      <w:proofErr w:type="spellStart"/>
+      <w:r>
+        <w:rPr>
+          <w:rFonts w:ascii="Arial" w:hAnsi="Arial" w:cs="Arial"/>
+          <w:sz w:val="20"/>
+        </w:rPr>
+        <w:t>SaaS</w:t>
+      </w:r>
+      <w:proofErr w:type="spellEnd"/>
+      <w:r>
+        <w:rPr>
+          <w:rFonts w:ascii="Arial" w:hAnsi="Arial" w:cs="Arial"/>
+          <w:sz w:val="20"/>
+        </w:rPr>
+        <w:t xml:space="preserve"> modules end-to-end, aligning </w:t>
       </w:r>
       <w:r>
         <w:rPr>
@@ -1879,13 +2131,23 @@
         </w:rPr>
         <w:t xml:space="preserve">, </w:t>
       </w:r>
-      <w:r>
-        <w:rPr>
-          <w:rStyle w:val="Strong"/>
-          <w:rFonts w:ascii="Arial" w:hAnsi="Arial" w:cs="Arial"/>
-          <w:sz w:val="20"/>
-        </w:rPr>
-        <w:t>OpenID Connect</w:t>
+      <w:proofErr w:type="spellStart"/>
+      <w:r>
+        <w:rPr>
+          <w:rStyle w:val="Strong"/>
+          <w:rFonts w:ascii="Arial" w:hAnsi="Arial" w:cs="Arial"/>
+          <w:sz w:val="20"/>
+        </w:rPr>
+        <w:t>OpenID</w:t>
+      </w:r>
+      <w:proofErr w:type="spellEnd"/>
+      <w:r>
+        <w:rPr>
+          <w:rStyle w:val="Strong"/>
+          <w:rFonts w:ascii="Arial" w:hAnsi="Arial" w:cs="Arial"/>
+          <w:sz w:val="20"/>
+        </w:rPr>
+        <w:t xml:space="preserve"> Connect</w:t>
       </w:r>
       <w:r>
         <w:rPr>
@@ -1909,6 +2171,7 @@
         </w:rPr>
         <w:t xml:space="preserve">, and scoped permissions, integrating </w:t>
       </w:r>
+      <w:proofErr w:type="spellStart"/>
       <w:r>
         <w:rPr>
           <w:rStyle w:val="Strong"/>
@@ -1917,6 +2180,7 @@
         </w:rPr>
         <w:t>Okta</w:t>
       </w:r>
+      <w:proofErr w:type="spellEnd"/>
       <w:r>
         <w:rPr>
           <w:rFonts w:ascii="Arial" w:hAnsi="Arial" w:cs="Arial"/>
@@ -1945,8 +2209,18 @@
           <w:rFonts w:ascii="Arial" w:hAnsi="Arial" w:cs="Arial"/>
           <w:sz w:val="20"/>
         </w:rPr>
-        <w:t>AWS Cognito</w:t>
-      </w:r>
+        <w:t xml:space="preserve">AWS </w:t>
+      </w:r>
+      <w:proofErr w:type="spellStart"/>
+      <w:r>
+        <w:rPr>
+          <w:rStyle w:val="Strong"/>
+          <w:rFonts w:ascii="Arial" w:hAnsi="Arial" w:cs="Arial"/>
+          <w:sz w:val="20"/>
+        </w:rPr>
+        <w:t>Cognito</w:t>
+      </w:r>
+      <w:proofErr w:type="spellEnd"/>
       <w:r>
         <w:rPr>
           <w:rFonts w:ascii="Arial" w:hAnsi="Arial" w:cs="Arial"/>
@@ -2041,6 +2315,7 @@
         </w:rPr>
         <w:t xml:space="preserve">Tuned relational performance using </w:t>
       </w:r>
+      <w:proofErr w:type="spellStart"/>
       <w:r>
         <w:rPr>
           <w:rStyle w:val="Strong"/>
@@ -2049,6 +2324,7 @@
         </w:rPr>
         <w:t>PostgreSQL</w:t>
       </w:r>
+      <w:proofErr w:type="spellEnd"/>
       <w:r>
         <w:rPr>
           <w:rFonts w:ascii="Arial" w:hAnsi="Arial" w:cs="Arial"/>
@@ -2092,6 +2368,7 @@
         </w:rPr>
         <w:t xml:space="preserve">Built hybrid persistence patterns using </w:t>
       </w:r>
+      <w:proofErr w:type="spellStart"/>
       <w:r>
         <w:rPr>
           <w:rStyle w:val="Strong"/>
@@ -2100,6 +2377,7 @@
         </w:rPr>
         <w:t>DynamoDB</w:t>
       </w:r>
+      <w:proofErr w:type="spellEnd"/>
       <w:r>
         <w:rPr>
           <w:rFonts w:ascii="Arial" w:hAnsi="Arial" w:cs="Arial"/>
@@ -2107,6 +2385,7 @@
         </w:rPr>
         <w:t xml:space="preserve"> for high-scale access paths and </w:t>
       </w:r>
+      <w:proofErr w:type="spellStart"/>
       <w:r>
         <w:rPr>
           <w:rStyle w:val="Strong"/>
@@ -2115,6 +2394,7 @@
         </w:rPr>
         <w:t>MongoDB</w:t>
       </w:r>
+      <w:proofErr w:type="spellEnd"/>
       <w:r>
         <w:rPr>
           <w:rFonts w:ascii="Arial" w:hAnsi="Arial" w:cs="Arial"/>
@@ -2143,6 +2423,7 @@
         </w:rPr>
         <w:t xml:space="preserve">Implemented caching and derived aggregates with </w:t>
       </w:r>
+      <w:proofErr w:type="spellStart"/>
       <w:r>
         <w:rPr>
           <w:rStyle w:val="Strong"/>
@@ -2151,6 +2432,7 @@
         </w:rPr>
         <w:t>Redis</w:t>
       </w:r>
+      <w:proofErr w:type="spellEnd"/>
       <w:r>
         <w:rPr>
           <w:rFonts w:ascii="Arial" w:hAnsi="Arial" w:cs="Arial"/>
@@ -2158,6 +2440,7 @@
         </w:rPr>
         <w:t xml:space="preserve"> and </w:t>
       </w:r>
+      <w:proofErr w:type="spellStart"/>
       <w:r>
         <w:rPr>
           <w:rStyle w:val="Strong"/>
@@ -2166,6 +2449,7 @@
         </w:rPr>
         <w:t>ElastiCache</w:t>
       </w:r>
+      <w:proofErr w:type="spellEnd"/>
       <w:r>
         <w:rPr>
           <w:rFonts w:ascii="Arial" w:hAnsi="Arial" w:cs="Arial"/>
@@ -2194,6 +2478,7 @@
         </w:rPr>
         <w:t xml:space="preserve">Delivered search and discovery features using </w:t>
       </w:r>
+      <w:proofErr w:type="spellStart"/>
       <w:r>
         <w:rPr>
           <w:rStyle w:val="Strong"/>
@@ -2202,6 +2487,7 @@
         </w:rPr>
         <w:t>Elasticsearch</w:t>
       </w:r>
+      <w:proofErr w:type="spellEnd"/>
       <w:r>
         <w:rPr>
           <w:rFonts w:ascii="Arial" w:hAnsi="Arial" w:cs="Arial"/>
@@ -2245,6 +2531,7 @@
         </w:rPr>
         <w:t xml:space="preserve">Instrumented services with </w:t>
       </w:r>
+      <w:proofErr w:type="spellStart"/>
       <w:r>
         <w:rPr>
           <w:rStyle w:val="Strong"/>
@@ -2253,6 +2540,7 @@
         </w:rPr>
         <w:t>OpenTelemetry</w:t>
       </w:r>
+      <w:proofErr w:type="spellEnd"/>
       <w:r>
         <w:rPr>
           <w:rFonts w:ascii="Arial" w:hAnsi="Arial" w:cs="Arial"/>
@@ -2260,6 +2548,7 @@
         </w:rPr>
         <w:t xml:space="preserve"> traces and structured logs shipped to </w:t>
       </w:r>
+      <w:proofErr w:type="spellStart"/>
       <w:r>
         <w:rPr>
           <w:rStyle w:val="Strong"/>
@@ -2268,13 +2557,15 @@
         </w:rPr>
         <w:t>Datadog</w:t>
       </w:r>
-      <w:r>
-        <w:rPr>
-          <w:rFonts w:ascii="Arial" w:hAnsi="Arial" w:cs="Arial"/>
-          <w:sz w:val="20"/>
-        </w:rPr>
-        <w:t xml:space="preserve">, </w:t>
-      </w:r>
+      <w:proofErr w:type="spellEnd"/>
+      <w:r>
+        <w:rPr>
+          <w:rFonts w:ascii="Arial" w:hAnsi="Arial" w:cs="Arial"/>
+          <w:sz w:val="20"/>
+        </w:rPr>
+        <w:t xml:space="preserve">, </w:t>
+      </w:r>
+      <w:proofErr w:type="spellStart"/>
       <w:r>
         <w:rPr>
           <w:rStyle w:val="Strong"/>
@@ -2283,6 +2574,7 @@
         </w:rPr>
         <w:t>CloudWatch</w:t>
       </w:r>
+      <w:proofErr w:type="spellEnd"/>
       <w:r>
         <w:rPr>
           <w:rFonts w:ascii="Arial" w:hAnsi="Arial" w:cs="Arial"/>
@@ -2327,6 +2619,7 @@
         <w:lastRenderedPageBreak/>
         <w:t xml:space="preserve">Automated infrastructure and delivery using </w:t>
       </w:r>
+      <w:proofErr w:type="spellStart"/>
       <w:r>
         <w:rPr>
           <w:rStyle w:val="Strong"/>
@@ -2335,6 +2628,7 @@
         </w:rPr>
         <w:t>Terraform</w:t>
       </w:r>
+      <w:proofErr w:type="spellEnd"/>
       <w:r>
         <w:rPr>
           <w:rFonts w:ascii="Arial" w:hAnsi="Arial" w:cs="Arial"/>
@@ -2342,6 +2636,7 @@
         </w:rPr>
         <w:t xml:space="preserve"> and </w:t>
       </w:r>
+      <w:proofErr w:type="spellStart"/>
       <w:r>
         <w:rPr>
           <w:rStyle w:val="Strong"/>
@@ -2350,6 +2645,7 @@
         </w:rPr>
         <w:t>CloudFormation</w:t>
       </w:r>
+      <w:proofErr w:type="spellEnd"/>
       <w:r>
         <w:rPr>
           <w:rFonts w:ascii="Arial" w:hAnsi="Arial" w:cs="Arial"/>
@@ -2357,6 +2653,7 @@
         </w:rPr>
         <w:t xml:space="preserve">, with </w:t>
       </w:r>
+      <w:proofErr w:type="spellStart"/>
       <w:r>
         <w:rPr>
           <w:rStyle w:val="Strong"/>
@@ -2365,6 +2662,7 @@
         </w:rPr>
         <w:t>GitOps</w:t>
       </w:r>
+      <w:proofErr w:type="spellEnd"/>
       <w:r>
         <w:rPr>
           <w:rFonts w:ascii="Arial" w:hAnsi="Arial" w:cs="Arial"/>
@@ -2387,28 +2685,48 @@
         </w:rPr>
         <w:t xml:space="preserve">, and pipelines across </w:t>
       </w:r>
-      <w:r>
-        <w:rPr>
-          <w:rStyle w:val="Strong"/>
-          <w:rFonts w:ascii="Arial" w:hAnsi="Arial" w:cs="Arial"/>
-          <w:sz w:val="20"/>
-        </w:rPr>
-        <w:t>GitHub Actions</w:t>
-      </w:r>
-      <w:r>
-        <w:rPr>
-          <w:rFonts w:ascii="Arial" w:hAnsi="Arial" w:cs="Arial"/>
-          <w:sz w:val="20"/>
-        </w:rPr>
-        <w:t xml:space="preserve">, </w:t>
-      </w:r>
-      <w:r>
-        <w:rPr>
-          <w:rStyle w:val="Strong"/>
-          <w:rFonts w:ascii="Arial" w:hAnsi="Arial" w:cs="Arial"/>
-          <w:sz w:val="20"/>
-        </w:rPr>
-        <w:t>GitLab CI</w:t>
+      <w:proofErr w:type="spellStart"/>
+      <w:r>
+        <w:rPr>
+          <w:rStyle w:val="Strong"/>
+          <w:rFonts w:ascii="Arial" w:hAnsi="Arial" w:cs="Arial"/>
+          <w:sz w:val="20"/>
+        </w:rPr>
+        <w:t>GitHub</w:t>
+      </w:r>
+      <w:proofErr w:type="spellEnd"/>
+      <w:r>
+        <w:rPr>
+          <w:rStyle w:val="Strong"/>
+          <w:rFonts w:ascii="Arial" w:hAnsi="Arial" w:cs="Arial"/>
+          <w:sz w:val="20"/>
+        </w:rPr>
+        <w:t xml:space="preserve"> Actions</w:t>
+      </w:r>
+      <w:r>
+        <w:rPr>
+          <w:rFonts w:ascii="Arial" w:hAnsi="Arial" w:cs="Arial"/>
+          <w:sz w:val="20"/>
+        </w:rPr>
+        <w:t xml:space="preserve">, </w:t>
+      </w:r>
+      <w:proofErr w:type="spellStart"/>
+      <w:r>
+        <w:rPr>
+          <w:rStyle w:val="Strong"/>
+          <w:rFonts w:ascii="Arial" w:hAnsi="Arial" w:cs="Arial"/>
+          <w:sz w:val="20"/>
+        </w:rPr>
+        <w:t>GitLab</w:t>
+      </w:r>
+      <w:proofErr w:type="spellEnd"/>
+      <w:r>
+        <w:rPr>
+          <w:rStyle w:val="Strong"/>
+          <w:rFonts w:ascii="Arial" w:hAnsi="Arial" w:cs="Arial"/>
+          <w:sz w:val="20"/>
+        </w:rPr>
+        <w:t xml:space="preserve"> CI</w:t>
       </w:r>
       <w:r>
         <w:rPr>
@@ -2633,6 +2951,7 @@
         </w:rPr>
         <w:t xml:space="preserve">, and </w:t>
       </w:r>
+      <w:proofErr w:type="spellStart"/>
       <w:r>
         <w:rPr>
           <w:rStyle w:val="Strong"/>
@@ -2641,6 +2960,7 @@
         </w:rPr>
         <w:t>BigQuery</w:t>
       </w:r>
+      <w:proofErr w:type="spellEnd"/>
       <w:r>
         <w:rPr>
           <w:rFonts w:ascii="Arial" w:hAnsi="Arial" w:cs="Arial"/>
@@ -2770,6 +3090,7 @@
       </w:r>
     </w:p>
     <w:p>
+      <w:proofErr w:type="spellStart"/>
       <w:r>
         <w:rPr>
           <w:rFonts w:ascii="Arial" w:eastAsia="Arial" w:hAnsi="Arial" w:cs="Arial"/>
@@ -2779,7 +3100,19 @@
           <w:sz w:val="21"/>
           <w:szCs w:val="21"/>
         </w:rPr>
-        <w:t>Webiz Digital</w:t>
+        <w:t>Webiz</w:t>
+      </w:r>
+      <w:proofErr w:type="spellEnd"/>
+      <w:r>
+        <w:rPr>
+          <w:rFonts w:ascii="Arial" w:eastAsia="Arial" w:hAnsi="Arial" w:cs="Arial"/>
+          <w:b/>
+          <w:bCs/>
+          <w:color w:val="6F8F6B"/>
+          <w:sz w:val="21"/>
+          <w:szCs w:val="21"/>
+        </w:rPr>
+        <w:t xml:space="preserve"> Digital</w:t>
       </w:r>
     </w:p>
     <w:p>
@@ -2900,6 +3233,7 @@
         </w:rPr>
         <w:t xml:space="preserve">Created background processing for imports, exports, and partner sync, using </w:t>
       </w:r>
+      <w:proofErr w:type="spellStart"/>
       <w:r>
         <w:rPr>
           <w:rStyle w:val="Strong"/>
@@ -2908,6 +3242,7 @@
         </w:rPr>
         <w:t>RabbitMQ</w:t>
       </w:r>
+      <w:proofErr w:type="spellEnd"/>
       <w:r>
         <w:rPr>
           <w:rFonts w:ascii="Arial" w:hAnsi="Arial" w:cs="Arial"/>
@@ -2934,7 +3269,39 @@
           <w:rFonts w:ascii="Arial" w:hAnsi="Arial" w:cs="Arial"/>
           <w:sz w:val="20"/>
         </w:rPr>
-        <w:t>Delivered webhook consumers and producers with idempotency keys and signature validation, ensuring reliable partner integrations under partial failures and retries.</w:t>
+        <w:t xml:space="preserve">Delivered </w:t>
+      </w:r>
+      <w:proofErr w:type="spellStart"/>
+      <w:r>
+        <w:rPr>
+          <w:rFonts w:ascii="Arial" w:hAnsi="Arial" w:cs="Arial"/>
+          <w:sz w:val="20"/>
+        </w:rPr>
+        <w:t>webhook</w:t>
+      </w:r>
+      <w:proofErr w:type="spellEnd"/>
+      <w:r>
+        <w:rPr>
+          <w:rFonts w:ascii="Arial" w:hAnsi="Arial" w:cs="Arial"/>
+          <w:sz w:val="20"/>
+        </w:rPr>
+        <w:t xml:space="preserve"> consumers and producers with </w:t>
+      </w:r>
+      <w:proofErr w:type="spellStart"/>
+      <w:r>
+        <w:rPr>
+          <w:rFonts w:ascii="Arial" w:hAnsi="Arial" w:cs="Arial"/>
+          <w:sz w:val="20"/>
+        </w:rPr>
+        <w:t>idempotency</w:t>
+      </w:r>
+      <w:proofErr w:type="spellEnd"/>
+      <w:r>
+        <w:rPr>
+          <w:rFonts w:ascii="Arial" w:hAnsi="Arial" w:cs="Arial"/>
+          <w:sz w:val="20"/>
+        </w:rPr>
+        <w:t xml:space="preserve"> keys and signature validation, ensuring reliable partner integrations under partial failures and retries.</w:t>
       </w:r>
     </w:p>
     <w:p>
@@ -2972,6 +3339,7 @@
         </w:rPr>
         <w:t xml:space="preserve"> and </w:t>
       </w:r>
+      <w:proofErr w:type="spellStart"/>
       <w:r>
         <w:rPr>
           <w:rStyle w:val="Strong"/>
@@ -2980,6 +3348,7 @@
         </w:rPr>
         <w:t>PostgreSQL</w:t>
       </w:r>
+      <w:proofErr w:type="spellEnd"/>
       <w:r>
         <w:rPr>
           <w:rFonts w:ascii="Arial" w:hAnsi="Arial" w:cs="Arial"/>
@@ -3008,6 +3377,8 @@
         </w:rPr>
         <w:t xml:space="preserve">Implemented caching strategies using </w:t>
       </w:r>
+      <w:proofErr w:type="spellStart"/>
+      <w:proofErr w:type="gramStart"/>
       <w:r>
         <w:rPr>
           <w:rStyle w:val="Strong"/>
@@ -3016,6 +3387,8 @@
         </w:rPr>
         <w:t>Redis</w:t>
       </w:r>
+      <w:proofErr w:type="spellEnd"/>
+      <w:proofErr w:type="gramEnd"/>
       <w:r>
         <w:rPr>
           <w:rFonts w:ascii="Arial" w:hAnsi="Arial" w:cs="Arial"/>
@@ -3044,6 +3417,7 @@
         </w:rPr>
         <w:t xml:space="preserve">Added search-driven screens backed by </w:t>
       </w:r>
+      <w:proofErr w:type="spellStart"/>
       <w:r>
         <w:rPr>
           <w:rStyle w:val="Strong"/>
@@ -3052,6 +3426,7 @@
         </w:rPr>
         <w:t>Elasticsearch</w:t>
       </w:r>
+      <w:proofErr w:type="spellEnd"/>
       <w:r>
         <w:rPr>
           <w:rFonts w:ascii="Arial" w:hAnsi="Arial" w:cs="Arial"/>
@@ -3095,6 +3470,7 @@
         </w:rPr>
         <w:t xml:space="preserve"> and </w:t>
       </w:r>
+      <w:proofErr w:type="spellStart"/>
       <w:r>
         <w:rPr>
           <w:rStyle w:val="Strong"/>
@@ -3103,6 +3479,7 @@
         </w:rPr>
         <w:t>BigQuery</w:t>
       </w:r>
+      <w:proofErr w:type="spellEnd"/>
       <w:r>
         <w:rPr>
           <w:rFonts w:ascii="Arial" w:hAnsi="Arial" w:cs="Arial"/>
@@ -3131,6 +3508,7 @@
         </w:rPr>
         <w:t xml:space="preserve">Containerized services with </w:t>
       </w:r>
+      <w:proofErr w:type="spellStart"/>
       <w:r>
         <w:rPr>
           <w:rStyle w:val="Strong"/>
@@ -3139,6 +3517,7 @@
         </w:rPr>
         <w:t>Docker</w:t>
       </w:r>
+      <w:proofErr w:type="spellEnd"/>
       <w:r>
         <w:rPr>
           <w:rFonts w:ascii="Arial" w:hAnsi="Arial" w:cs="Arial"/>
@@ -3146,6 +3525,7 @@
         </w:rPr>
         <w:t xml:space="preserve"> and introduced </w:t>
       </w:r>
+      <w:proofErr w:type="spellStart"/>
       <w:r>
         <w:rPr>
           <w:rStyle w:val="Strong"/>
@@ -3154,6 +3534,7 @@
         </w:rPr>
         <w:t>Kubernetes</w:t>
       </w:r>
+      <w:proofErr w:type="spellEnd"/>
       <w:r>
         <w:rPr>
           <w:rFonts w:ascii="Arial" w:hAnsi="Arial" w:cs="Arial"/>
@@ -3197,6 +3578,7 @@
         </w:rPr>
         <w:t xml:space="preserve">Improved delivery discipline with CI/CD pipelines using </w:t>
       </w:r>
+      <w:proofErr w:type="spellStart"/>
       <w:r>
         <w:rPr>
           <w:rStyle w:val="Strong"/>
@@ -3205,6 +3587,7 @@
         </w:rPr>
         <w:t>CircleCI</w:t>
       </w:r>
+      <w:proofErr w:type="spellEnd"/>
       <w:r>
         <w:rPr>
           <w:rFonts w:ascii="Arial" w:hAnsi="Arial" w:cs="Arial"/>
@@ -3246,7 +3629,23 @@
           <w:rFonts w:ascii="Arial" w:hAnsi="Arial" w:cs="Arial"/>
           <w:sz w:val="20"/>
         </w:rPr>
-        <w:t xml:space="preserve">Strengthened production observability with structured logging, </w:t>
+        <w:t xml:space="preserve">Strengthened production </w:t>
+      </w:r>
+      <w:proofErr w:type="spellStart"/>
+      <w:r>
+        <w:rPr>
+          <w:rFonts w:ascii="Arial" w:hAnsi="Arial" w:cs="Arial"/>
+          <w:sz w:val="20"/>
+        </w:rPr>
+        <w:t>observability</w:t>
+      </w:r>
+      <w:proofErr w:type="spellEnd"/>
+      <w:r>
+        <w:rPr>
+          <w:rFonts w:ascii="Arial" w:hAnsi="Arial" w:cs="Arial"/>
+          <w:sz w:val="20"/>
+        </w:rPr>
+        <w:t xml:space="preserve"> with structured logging, </w:t>
       </w:r>
       <w:r>
         <w:rPr>
@@ -3263,6 +3662,7 @@
         </w:rPr>
         <w:t xml:space="preserve"> metrics, and </w:t>
       </w:r>
+      <w:proofErr w:type="spellStart"/>
       <w:r>
         <w:rPr>
           <w:rStyle w:val="Strong"/>
@@ -3271,6 +3671,7 @@
         </w:rPr>
         <w:t>Grafana</w:t>
       </w:r>
+      <w:proofErr w:type="spellEnd"/>
       <w:r>
         <w:rPr>
           <w:rFonts w:ascii="Arial" w:hAnsi="Arial" w:cs="Arial"/>
@@ -3361,6 +3762,7 @@
       </w:r>
     </w:p>
     <w:p>
+      <w:proofErr w:type="gramStart"/>
       <w:r>
         <w:rPr>
           <w:rFonts w:ascii="Arial" w:eastAsia="Arial" w:hAnsi="Arial" w:cs="Arial"/>
@@ -3372,6 +3774,7 @@
         </w:rPr>
         <w:t>Centric Tech Inc.</w:t>
       </w:r>
+      <w:proofErr w:type="gramEnd"/>
     </w:p>
     <w:p>
       <w:r>
@@ -3569,6 +3972,7 @@
         </w:rPr>
         <w:t xml:space="preserve">Implemented caching approaches modeled on </w:t>
       </w:r>
+      <w:proofErr w:type="spellStart"/>
       <w:r>
         <w:rPr>
           <w:rStyle w:val="Strong"/>
@@ -3577,6 +3981,7 @@
         </w:rPr>
         <w:t>Redis</w:t>
       </w:r>
+      <w:proofErr w:type="spellEnd"/>
       <w:r>
         <w:rPr>
           <w:rFonts w:ascii="Arial" w:hAnsi="Arial" w:cs="Arial"/>
@@ -3605,6 +4010,7 @@
         </w:rPr>
         <w:t xml:space="preserve">Built operational search experiences using early </w:t>
       </w:r>
+      <w:proofErr w:type="spellStart"/>
       <w:r>
         <w:rPr>
           <w:rStyle w:val="Strong"/>
@@ -3613,6 +4019,7 @@
         </w:rPr>
         <w:t>Elasticsearch</w:t>
       </w:r>
+      <w:proofErr w:type="spellEnd"/>
       <w:r>
         <w:rPr>
           <w:rFonts w:ascii="Arial" w:hAnsi="Arial" w:cs="Arial"/>
@@ -3641,6 +4048,7 @@
         </w:rPr>
         <w:t xml:space="preserve">Introduced basic containerized workflows with </w:t>
       </w:r>
+      <w:proofErr w:type="spellStart"/>
       <w:r>
         <w:rPr>
           <w:rStyle w:val="Strong"/>
@@ -3649,6 +4057,7 @@
         </w:rPr>
         <w:t>Docker</w:t>
       </w:r>
+      <w:proofErr w:type="spellEnd"/>
       <w:r>
         <w:rPr>
           <w:rFonts w:ascii="Arial" w:hAnsi="Arial" w:cs="Arial"/>
@@ -3893,7 +4302,27 @@
           <w:color w:val="auto"/>
           <w:sz w:val="20"/>
         </w:rPr>
-        <w:t>Multi-Tenant Integration &amp; Sync Platform (SaaS)</w:t>
+        <w:t>Multi-Tenant Integration &amp; Sync Platform (</w:t>
+      </w:r>
+      <w:proofErr w:type="spellStart"/>
+      <w:r>
+        <w:rPr>
+          <w:rFonts w:ascii="Arial" w:hAnsi="Arial" w:cs="Arial"/>
+          <w:b/>
+          <w:color w:val="auto"/>
+          <w:sz w:val="20"/>
+        </w:rPr>
+        <w:t>SaaS</w:t>
+      </w:r>
+      <w:proofErr w:type="spellEnd"/>
+      <w:r>
+        <w:rPr>
+          <w:rFonts w:ascii="Arial" w:hAnsi="Arial" w:cs="Arial"/>
+          <w:b/>
+          <w:color w:val="auto"/>
+          <w:sz w:val="20"/>
+        </w:rPr>
+        <w:t>)</w:t>
       </w:r>
     </w:p>
     <w:p>
@@ -3931,6 +4360,7 @@
         </w:rPr>
         <w:t xml:space="preserve">, </w:t>
       </w:r>
+      <w:proofErr w:type="spellStart"/>
       <w:r>
         <w:rPr>
           <w:rStyle w:val="Strong"/>
@@ -3939,12 +4369,29 @@
         </w:rPr>
         <w:t>webhooks</w:t>
       </w:r>
-      <w:r>
-        <w:rPr>
-          <w:rFonts w:ascii="Arial" w:hAnsi="Arial" w:cs="Arial"/>
-          <w:sz w:val="20"/>
-        </w:rPr>
-        <w:t>, and scheduled sync jobs with idempotency guarantees and replay-safe processing.</w:t>
+      <w:proofErr w:type="spellEnd"/>
+      <w:r>
+        <w:rPr>
+          <w:rFonts w:ascii="Arial" w:hAnsi="Arial" w:cs="Arial"/>
+          <w:sz w:val="20"/>
+        </w:rPr>
+        <w:t xml:space="preserve">, and scheduled sync jobs with </w:t>
+      </w:r>
+      <w:proofErr w:type="spellStart"/>
+      <w:r>
+        <w:rPr>
+          <w:rFonts w:ascii="Arial" w:hAnsi="Arial" w:cs="Arial"/>
+          <w:sz w:val="20"/>
+        </w:rPr>
+        <w:t>idempotency</w:t>
+      </w:r>
+      <w:proofErr w:type="spellEnd"/>
+      <w:r>
+        <w:rPr>
+          <w:rFonts w:ascii="Arial" w:hAnsi="Arial" w:cs="Arial"/>
+          <w:sz w:val="20"/>
+        </w:rPr>
+        <w:t xml:space="preserve"> guarantees and replay-safe processing.</w:t>
       </w:r>
     </w:p>
     <w:p>
@@ -4018,13 +4465,23 @@
         </w:rPr>
         <w:t xml:space="preserve">Stored transactional state in </w:t>
       </w:r>
-      <w:r>
-        <w:rPr>
-          <w:rStyle w:val="Strong"/>
-          <w:rFonts w:ascii="Arial" w:hAnsi="Arial" w:cs="Arial"/>
-          <w:sz w:val="20"/>
-        </w:rPr>
-        <w:t>PostgreSQL/RDS</w:t>
+      <w:proofErr w:type="spellStart"/>
+      <w:r>
+        <w:rPr>
+          <w:rStyle w:val="Strong"/>
+          <w:rFonts w:ascii="Arial" w:hAnsi="Arial" w:cs="Arial"/>
+          <w:sz w:val="20"/>
+        </w:rPr>
+        <w:t>PostgreSQL</w:t>
+      </w:r>
+      <w:proofErr w:type="spellEnd"/>
+      <w:r>
+        <w:rPr>
+          <w:rStyle w:val="Strong"/>
+          <w:rFonts w:ascii="Arial" w:hAnsi="Arial" w:cs="Arial"/>
+          <w:sz w:val="20"/>
+        </w:rPr>
+        <w:t>/RDS</w:t>
       </w:r>
       <w:r>
         <w:rPr>
@@ -4033,6 +4490,7 @@
         </w:rPr>
         <w:t xml:space="preserve"> with performance-focused indexing, while using </w:t>
       </w:r>
+      <w:proofErr w:type="spellStart"/>
       <w:r>
         <w:rPr>
           <w:rStyle w:val="Strong"/>
@@ -4041,6 +4499,7 @@
         </w:rPr>
         <w:t>DynamoDB</w:t>
       </w:r>
+      <w:proofErr w:type="spellEnd"/>
       <w:r>
         <w:rPr>
           <w:rFonts w:ascii="Arial" w:hAnsi="Arial" w:cs="Arial"/>
@@ -4048,6 +4507,7 @@
         </w:rPr>
         <w:t xml:space="preserve"> for high-scale access paths and </w:t>
       </w:r>
+      <w:proofErr w:type="spellStart"/>
       <w:r>
         <w:rPr>
           <w:rStyle w:val="Strong"/>
@@ -4056,6 +4516,7 @@
         </w:rPr>
         <w:t>MongoDB</w:t>
       </w:r>
+      <w:proofErr w:type="spellEnd"/>
       <w:r>
         <w:rPr>
           <w:rFonts w:ascii="Arial" w:hAnsi="Arial" w:cs="Arial"/>
@@ -4090,8 +4551,18 @@
           <w:rFonts w:ascii="Arial" w:hAnsi="Arial" w:cs="Arial"/>
           <w:sz w:val="20"/>
         </w:rPr>
-        <w:t>OpenSearch/Elasticsearch</w:t>
-      </w:r>
+        <w:t>OpenSearch/</w:t>
+      </w:r>
+      <w:proofErr w:type="spellStart"/>
+      <w:r>
+        <w:rPr>
+          <w:rStyle w:val="Strong"/>
+          <w:rFonts w:ascii="Arial" w:hAnsi="Arial" w:cs="Arial"/>
+          <w:sz w:val="20"/>
+        </w:rPr>
+        <w:t>Elasticsearch</w:t>
+      </w:r>
+      <w:proofErr w:type="spellEnd"/>
       <w:r>
         <w:rPr>
           <w:rFonts w:ascii="Arial" w:hAnsi="Arial" w:cs="Arial"/>
@@ -4120,14 +4591,34 @@
         </w:rPr>
         <w:t xml:space="preserve">Implemented caching layers using </w:t>
       </w:r>
-      <w:r>
-        <w:rPr>
-          <w:rStyle w:val="Strong"/>
-          <w:rFonts w:ascii="Arial" w:hAnsi="Arial" w:cs="Arial"/>
-          <w:sz w:val="20"/>
-        </w:rPr>
-        <w:t>Redis/ElastiCache</w:t>
-      </w:r>
+      <w:proofErr w:type="spellStart"/>
+      <w:r>
+        <w:rPr>
+          <w:rStyle w:val="Strong"/>
+          <w:rFonts w:ascii="Arial" w:hAnsi="Arial" w:cs="Arial"/>
+          <w:sz w:val="20"/>
+        </w:rPr>
+        <w:t>Redis</w:t>
+      </w:r>
+      <w:proofErr w:type="spellEnd"/>
+      <w:r>
+        <w:rPr>
+          <w:rStyle w:val="Strong"/>
+          <w:rFonts w:ascii="Arial" w:hAnsi="Arial" w:cs="Arial"/>
+          <w:sz w:val="20"/>
+        </w:rPr>
+        <w:t>/</w:t>
+      </w:r>
+      <w:proofErr w:type="spellStart"/>
+      <w:r>
+        <w:rPr>
+          <w:rStyle w:val="Strong"/>
+          <w:rFonts w:ascii="Arial" w:hAnsi="Arial" w:cs="Arial"/>
+          <w:sz w:val="20"/>
+        </w:rPr>
+        <w:t>ElastiCache</w:t>
+      </w:r>
+      <w:proofErr w:type="spellEnd"/>
       <w:r>
         <w:rPr>
           <w:rFonts w:ascii="Arial" w:hAnsi="Arial" w:cs="Arial"/>
@@ -4186,14 +4677,34 @@
         </w:rPr>
         <w:t xml:space="preserve">, </w:t>
       </w:r>
-      <w:r>
-        <w:rPr>
-          <w:rStyle w:val="Strong"/>
-          <w:rFonts w:ascii="Arial" w:hAnsi="Arial" w:cs="Arial"/>
-          <w:sz w:val="20"/>
-        </w:rPr>
-        <w:t>Okta/Auth0/AWS Cognito</w:t>
-      </w:r>
+      <w:proofErr w:type="spellStart"/>
+      <w:r>
+        <w:rPr>
+          <w:rStyle w:val="Strong"/>
+          <w:rFonts w:ascii="Arial" w:hAnsi="Arial" w:cs="Arial"/>
+          <w:sz w:val="20"/>
+        </w:rPr>
+        <w:t>Okta</w:t>
+      </w:r>
+      <w:proofErr w:type="spellEnd"/>
+      <w:r>
+        <w:rPr>
+          <w:rStyle w:val="Strong"/>
+          <w:rFonts w:ascii="Arial" w:hAnsi="Arial" w:cs="Arial"/>
+          <w:sz w:val="20"/>
+        </w:rPr>
+        <w:t xml:space="preserve">/Auth0/AWS </w:t>
+      </w:r>
+      <w:proofErr w:type="spellStart"/>
+      <w:r>
+        <w:rPr>
+          <w:rStyle w:val="Strong"/>
+          <w:rFonts w:ascii="Arial" w:hAnsi="Arial" w:cs="Arial"/>
+          <w:sz w:val="20"/>
+        </w:rPr>
+        <w:t>Cognito</w:t>
+      </w:r>
+      <w:proofErr w:type="spellEnd"/>
       <w:r>
         <w:rPr>
           <w:rFonts w:ascii="Arial" w:hAnsi="Arial" w:cs="Arial"/>
@@ -4250,8 +4761,25 @@
           <w:rFonts w:ascii="Arial" w:hAnsi="Arial" w:cs="Arial"/>
           <w:sz w:val="20"/>
         </w:rPr>
-        <w:t xml:space="preserve">Shipped production observability using </w:t>
-      </w:r>
+        <w:t xml:space="preserve">Shipped production </w:t>
+      </w:r>
+      <w:proofErr w:type="spellStart"/>
+      <w:r>
+        <w:rPr>
+          <w:rFonts w:ascii="Arial" w:hAnsi="Arial" w:cs="Arial"/>
+          <w:sz w:val="20"/>
+        </w:rPr>
+        <w:t>observability</w:t>
+      </w:r>
+      <w:proofErr w:type="spellEnd"/>
+      <w:r>
+        <w:rPr>
+          <w:rFonts w:ascii="Arial" w:hAnsi="Arial" w:cs="Arial"/>
+          <w:sz w:val="20"/>
+        </w:rPr>
+        <w:t xml:space="preserve"> using </w:t>
+      </w:r>
+      <w:proofErr w:type="spellStart"/>
       <w:r>
         <w:rPr>
           <w:rStyle w:val="Strong"/>
@@ -4260,6 +4788,7 @@
         </w:rPr>
         <w:t>OpenTelemetry</w:t>
       </w:r>
+      <w:proofErr w:type="spellEnd"/>
       <w:r>
         <w:rPr>
           <w:rFonts w:ascii="Arial" w:hAnsi="Arial" w:cs="Arial"/>
@@ -4267,6 +4796,7 @@
         </w:rPr>
         <w:t xml:space="preserve"> traces and metrics to </w:t>
       </w:r>
+      <w:proofErr w:type="spellStart"/>
       <w:r>
         <w:rPr>
           <w:rStyle w:val="Strong"/>
@@ -4275,6 +4805,7 @@
         </w:rPr>
         <w:t>Datadog</w:t>
       </w:r>
+      <w:proofErr w:type="spellEnd"/>
       <w:r>
         <w:rPr>
           <w:rFonts w:ascii="Arial" w:hAnsi="Arial" w:cs="Arial"/>
@@ -4282,6 +4813,7 @@
         </w:rPr>
         <w:t xml:space="preserve">, dashboards in </w:t>
       </w:r>
+      <w:proofErr w:type="spellStart"/>
       <w:r>
         <w:rPr>
           <w:rStyle w:val="Strong"/>
@@ -4290,6 +4822,7 @@
         </w:rPr>
         <w:t>Grafana</w:t>
       </w:r>
+      <w:proofErr w:type="spellEnd"/>
       <w:r>
         <w:rPr>
           <w:rFonts w:ascii="Arial" w:hAnsi="Arial" w:cs="Arial"/>
@@ -4312,6 +4845,7 @@
         </w:rPr>
         <w:t xml:space="preserve">, and alarms through </w:t>
       </w:r>
+      <w:proofErr w:type="spellStart"/>
       <w:r>
         <w:rPr>
           <w:rStyle w:val="Strong"/>
@@ -4320,6 +4854,7 @@
         </w:rPr>
         <w:t>CloudWatch</w:t>
       </w:r>
+      <w:proofErr w:type="spellEnd"/>
       <w:r>
         <w:rPr>
           <w:rFonts w:ascii="Arial" w:hAnsi="Arial" w:cs="Arial"/>
@@ -4374,8 +4909,18 @@
           <w:rFonts w:ascii="Arial" w:hAnsi="Arial" w:cs="Arial"/>
           <w:sz w:val="20"/>
         </w:rPr>
-        <w:t>S3/CloudFront</w:t>
-      </w:r>
+        <w:t>S3/</w:t>
+      </w:r>
+      <w:proofErr w:type="spellStart"/>
+      <w:r>
+        <w:rPr>
+          <w:rStyle w:val="Strong"/>
+          <w:rFonts w:ascii="Arial" w:hAnsi="Arial" w:cs="Arial"/>
+          <w:sz w:val="20"/>
+        </w:rPr>
+        <w:t>CloudFront</w:t>
+      </w:r>
+      <w:proofErr w:type="spellEnd"/>
       <w:r>
         <w:rPr>
           <w:rFonts w:ascii="Arial" w:hAnsi="Arial" w:cs="Arial"/>
@@ -4434,6 +4979,7 @@
         </w:rPr>
         <w:t xml:space="preserve">Implemented event-triggered processing with </w:t>
       </w:r>
+      <w:proofErr w:type="spellStart"/>
       <w:r>
         <w:rPr>
           <w:rStyle w:val="Strong"/>
@@ -4442,6 +4988,7 @@
         </w:rPr>
         <w:t>EventBridge</w:t>
       </w:r>
+      <w:proofErr w:type="spellEnd"/>
       <w:r>
         <w:rPr>
           <w:rFonts w:ascii="Arial" w:hAnsi="Arial" w:cs="Arial"/>
@@ -4462,7 +5009,23 @@
           <w:rFonts w:ascii="Arial" w:hAnsi="Arial" w:cs="Arial"/>
           <w:sz w:val="20"/>
         </w:rPr>
-        <w:t>, keeping long-running jobs resilient and restartable.</w:t>
+        <w:t xml:space="preserve">, keeping long-running jobs resilient and </w:t>
+      </w:r>
+      <w:proofErr w:type="spellStart"/>
+      <w:r>
+        <w:rPr>
+          <w:rFonts w:ascii="Arial" w:hAnsi="Arial" w:cs="Arial"/>
+          <w:sz w:val="20"/>
+        </w:rPr>
+        <w:t>restartable</w:t>
+      </w:r>
+      <w:proofErr w:type="spellEnd"/>
+      <w:r>
+        <w:rPr>
+          <w:rFonts w:ascii="Arial" w:hAnsi="Arial" w:cs="Arial"/>
+          <w:sz w:val="20"/>
+        </w:rPr>
+        <w:t>.</w:t>
       </w:r>
     </w:p>
     <w:p>
@@ -4500,6 +5063,7 @@
         </w:rPr>
         <w:t xml:space="preserve"> and </w:t>
       </w:r>
+      <w:proofErr w:type="spellStart"/>
       <w:r>
         <w:rPr>
           <w:rStyle w:val="Strong"/>
@@ -4508,6 +5072,7 @@
         </w:rPr>
         <w:t>BigQuery</w:t>
       </w:r>
+      <w:proofErr w:type="spellEnd"/>
       <w:r>
         <w:rPr>
           <w:rFonts w:ascii="Arial" w:hAnsi="Arial" w:cs="Arial"/>
@@ -4536,20 +5101,56 @@
         </w:rPr>
         <w:t xml:space="preserve">Automated delivery with </w:t>
       </w:r>
-      <w:r>
-        <w:rPr>
-          <w:rStyle w:val="Strong"/>
-          <w:rFonts w:ascii="Arial" w:hAnsi="Arial" w:cs="Arial"/>
-          <w:sz w:val="20"/>
-        </w:rPr>
-        <w:t>Terraform/CloudFormation</w:t>
-      </w:r>
-      <w:r>
-        <w:rPr>
-          <w:rFonts w:ascii="Arial" w:hAnsi="Arial" w:cs="Arial"/>
-          <w:sz w:val="20"/>
-        </w:rPr>
-        <w:t xml:space="preserve"> and GitOps workflows using </w:t>
+      <w:proofErr w:type="spellStart"/>
+      <w:r>
+        <w:rPr>
+          <w:rStyle w:val="Strong"/>
+          <w:rFonts w:ascii="Arial" w:hAnsi="Arial" w:cs="Arial"/>
+          <w:sz w:val="20"/>
+        </w:rPr>
+        <w:t>Terraform</w:t>
+      </w:r>
+      <w:proofErr w:type="spellEnd"/>
+      <w:r>
+        <w:rPr>
+          <w:rStyle w:val="Strong"/>
+          <w:rFonts w:ascii="Arial" w:hAnsi="Arial" w:cs="Arial"/>
+          <w:sz w:val="20"/>
+        </w:rPr>
+        <w:t>/</w:t>
+      </w:r>
+      <w:proofErr w:type="spellStart"/>
+      <w:r>
+        <w:rPr>
+          <w:rStyle w:val="Strong"/>
+          <w:rFonts w:ascii="Arial" w:hAnsi="Arial" w:cs="Arial"/>
+          <w:sz w:val="20"/>
+        </w:rPr>
+        <w:t>CloudFormation</w:t>
+      </w:r>
+      <w:proofErr w:type="spellEnd"/>
+      <w:r>
+        <w:rPr>
+          <w:rFonts w:ascii="Arial" w:hAnsi="Arial" w:cs="Arial"/>
+          <w:sz w:val="20"/>
+        </w:rPr>
+        <w:t xml:space="preserve"> and </w:t>
+      </w:r>
+      <w:proofErr w:type="spellStart"/>
+      <w:r>
+        <w:rPr>
+          <w:rFonts w:ascii="Arial" w:hAnsi="Arial" w:cs="Arial"/>
+          <w:sz w:val="20"/>
+        </w:rPr>
+        <w:t>GitOps</w:t>
+      </w:r>
+      <w:proofErr w:type="spellEnd"/>
+      <w:r>
+        <w:rPr>
+          <w:rFonts w:ascii="Arial" w:hAnsi="Arial" w:cs="Arial"/>
+          <w:sz w:val="20"/>
+        </w:rPr>
+        <w:t xml:space="preserve"> workflows using </w:t>
       </w:r>
       <w:r>
         <w:rPr>
@@ -4566,28 +5167,48 @@
         </w:rPr>
         <w:t xml:space="preserve">, supported by CI/CD via </w:t>
       </w:r>
-      <w:r>
-        <w:rPr>
-          <w:rStyle w:val="Strong"/>
-          <w:rFonts w:ascii="Arial" w:hAnsi="Arial" w:cs="Arial"/>
-          <w:sz w:val="20"/>
-        </w:rPr>
-        <w:t>GitHub Actions</w:t>
-      </w:r>
-      <w:r>
-        <w:rPr>
-          <w:rFonts w:ascii="Arial" w:hAnsi="Arial" w:cs="Arial"/>
-          <w:sz w:val="20"/>
-        </w:rPr>
-        <w:t xml:space="preserve">, </w:t>
-      </w:r>
-      <w:r>
-        <w:rPr>
-          <w:rStyle w:val="Strong"/>
-          <w:rFonts w:ascii="Arial" w:hAnsi="Arial" w:cs="Arial"/>
-          <w:sz w:val="20"/>
-        </w:rPr>
-        <w:t>GitLab CI</w:t>
+      <w:proofErr w:type="spellStart"/>
+      <w:r>
+        <w:rPr>
+          <w:rStyle w:val="Strong"/>
+          <w:rFonts w:ascii="Arial" w:hAnsi="Arial" w:cs="Arial"/>
+          <w:sz w:val="20"/>
+        </w:rPr>
+        <w:t>GitHub</w:t>
+      </w:r>
+      <w:proofErr w:type="spellEnd"/>
+      <w:r>
+        <w:rPr>
+          <w:rStyle w:val="Strong"/>
+          <w:rFonts w:ascii="Arial" w:hAnsi="Arial" w:cs="Arial"/>
+          <w:sz w:val="20"/>
+        </w:rPr>
+        <w:t xml:space="preserve"> Actions</w:t>
+      </w:r>
+      <w:r>
+        <w:rPr>
+          <w:rFonts w:ascii="Arial" w:hAnsi="Arial" w:cs="Arial"/>
+          <w:sz w:val="20"/>
+        </w:rPr>
+        <w:t xml:space="preserve">, </w:t>
+      </w:r>
+      <w:proofErr w:type="spellStart"/>
+      <w:r>
+        <w:rPr>
+          <w:rStyle w:val="Strong"/>
+          <w:rFonts w:ascii="Arial" w:hAnsi="Arial" w:cs="Arial"/>
+          <w:sz w:val="20"/>
+        </w:rPr>
+        <w:t>GitLab</w:t>
+      </w:r>
+      <w:proofErr w:type="spellEnd"/>
+      <w:r>
+        <w:rPr>
+          <w:rStyle w:val="Strong"/>
+          <w:rFonts w:ascii="Arial" w:hAnsi="Arial" w:cs="Arial"/>
+          <w:sz w:val="20"/>
+        </w:rPr>
+        <w:t xml:space="preserve"> CI</w:t>
       </w:r>
       <w:r>
         <w:rPr>
@@ -4602,8 +5223,18 @@
           <w:rFonts w:ascii="Arial" w:hAnsi="Arial" w:cs="Arial"/>
           <w:sz w:val="20"/>
         </w:rPr>
-        <w:t>Azure DevOps</w:t>
-      </w:r>
+        <w:t xml:space="preserve">Azure </w:t>
+      </w:r>
+      <w:proofErr w:type="spellStart"/>
+      <w:r>
+        <w:rPr>
+          <w:rStyle w:val="Strong"/>
+          <w:rFonts w:ascii="Arial" w:hAnsi="Arial" w:cs="Arial"/>
+          <w:sz w:val="20"/>
+        </w:rPr>
+        <w:t>DevOps</w:t>
+      </w:r>
+      <w:proofErr w:type="spellEnd"/>
       <w:r>
         <w:rPr>
           <w:rFonts w:ascii="Arial" w:hAnsi="Arial" w:cs="Arial"/>

--- a/Tyler/PHP_React/Tyler_Roberts.docx
+++ b/Tyler/PHP_React/Tyler_Roberts.docx
@@ -44,8 +44,10 @@
           <w:sz w:val="19"/>
           <w:szCs w:val="19"/>
         </w:rPr>
-        <w:t>tylerrdev@outlook.com | linkedin.com/in/tyler-roberts-76a8193b2/ | Florida, United States | +1 (321) 376-7095</w:t>
-      </w:r>
+        <w:t>tyler.r.dev@outlook.com | linkedin.com/in/tyler-r-5788a13ba | Florida, United States | +1 (321) 376-7095</w:t>
+      </w:r>
+      <w:bookmarkStart w:id="0" w:name="_GoBack"/>
+      <w:bookmarkEnd w:id="0"/>
     </w:p>
     <w:p>
       <w:pPr>
@@ -54,8 +56,6 @@
         </w:pBdr>
         <w:spacing w:before="120" w:after="80"/>
       </w:pPr>
-      <w:bookmarkStart w:id="0" w:name="_GoBack"/>
-      <w:bookmarkEnd w:id="0"/>
       <w:r>
         <w:rPr>
           <w:b/>
@@ -86,17 +86,8 @@
           <w:rStyle w:val="Strong"/>
           <w:rFonts w:ascii="Arial" w:hAnsi="Arial" w:cs="Arial"/>
         </w:rPr>
-        <w:t xml:space="preserve">cloud-native </w:t>
-      </w:r>
-      <w:proofErr w:type="spellStart"/>
-      <w:r>
-        <w:rPr>
-          <w:rStyle w:val="Strong"/>
-          <w:rFonts w:ascii="Arial" w:hAnsi="Arial" w:cs="Arial"/>
-        </w:rPr>
-        <w:t>SaaS</w:t>
-      </w:r>
-      <w:proofErr w:type="spellEnd"/>
+        <w:t>cloud-native SaaS</w:t>
+      </w:r>
       <w:r>
         <w:rPr>
           <w:rFonts w:ascii="Arial" w:hAnsi="Arial" w:cs="Arial"/>
@@ -203,7 +194,6 @@
         </w:rPr>
         <w:t xml:space="preserve">, and </w:t>
       </w:r>
-      <w:proofErr w:type="spellStart"/>
       <w:r>
         <w:rPr>
           <w:rStyle w:val="Strong"/>
@@ -211,7 +201,6 @@
         </w:rPr>
         <w:t>observability</w:t>
       </w:r>
-      <w:proofErr w:type="spellEnd"/>
       <w:r>
         <w:rPr>
           <w:rFonts w:ascii="Arial" w:hAnsi="Arial" w:cs="Arial"/>
@@ -549,6 +538,51 @@
         </w:rPr>
         <w:t xml:space="preserve"> — Relational: </w:t>
       </w:r>
+      <w:r>
+        <w:rPr>
+          <w:rStyle w:val="Strong"/>
+          <w:rFonts w:ascii="Arial" w:hAnsi="Arial" w:cs="Arial"/>
+          <w:sz w:val="20"/>
+        </w:rPr>
+        <w:t>PostgreSQL</w:t>
+      </w:r>
+      <w:r>
+        <w:rPr>
+          <w:rFonts w:ascii="Arial" w:hAnsi="Arial" w:cs="Arial"/>
+          <w:sz w:val="20"/>
+        </w:rPr>
+        <w:t xml:space="preserve">, </w:t>
+      </w:r>
+      <w:r>
+        <w:rPr>
+          <w:rStyle w:val="Strong"/>
+          <w:rFonts w:ascii="Arial" w:hAnsi="Arial" w:cs="Arial"/>
+          <w:sz w:val="20"/>
+        </w:rPr>
+        <w:t>MySQL</w:t>
+      </w:r>
+      <w:r>
+        <w:rPr>
+          <w:rFonts w:ascii="Arial" w:hAnsi="Arial" w:cs="Arial"/>
+          <w:sz w:val="20"/>
+        </w:rPr>
+        <w:t xml:space="preserve">, </w:t>
+      </w:r>
+      <w:r>
+        <w:rPr>
+          <w:rStyle w:val="Strong"/>
+          <w:rFonts w:ascii="Arial" w:hAnsi="Arial" w:cs="Arial"/>
+          <w:sz w:val="20"/>
+        </w:rPr>
+        <w:t>SQL Server</w:t>
+      </w:r>
+      <w:r>
+        <w:rPr>
+          <w:rFonts w:ascii="Arial" w:hAnsi="Arial" w:cs="Arial"/>
+          <w:sz w:val="20"/>
+        </w:rPr>
+        <w:t xml:space="preserve"> | NoSQL: </w:t>
+      </w:r>
       <w:proofErr w:type="spellStart"/>
       <w:r>
         <w:rPr>
@@ -556,7 +590,7 @@
           <w:rFonts w:ascii="Arial" w:hAnsi="Arial" w:cs="Arial"/>
           <w:sz w:val="20"/>
         </w:rPr>
-        <w:t>PostgreSQL</w:t>
+        <w:t>Redis</w:t>
       </w:r>
       <w:proofErr w:type="spellEnd"/>
       <w:r>
@@ -572,73 +606,8 @@
           <w:rFonts w:ascii="Arial" w:hAnsi="Arial" w:cs="Arial"/>
           <w:sz w:val="20"/>
         </w:rPr>
-        <w:t>MySQL</w:t>
-      </w:r>
-      <w:r>
-        <w:rPr>
-          <w:rFonts w:ascii="Arial" w:hAnsi="Arial" w:cs="Arial"/>
-          <w:sz w:val="20"/>
-        </w:rPr>
-        <w:t xml:space="preserve">, </w:t>
-      </w:r>
-      <w:r>
-        <w:rPr>
-          <w:rStyle w:val="Strong"/>
-          <w:rFonts w:ascii="Arial" w:hAnsi="Arial" w:cs="Arial"/>
-          <w:sz w:val="20"/>
-        </w:rPr>
-        <w:t>SQL Server</w:t>
-      </w:r>
-      <w:r>
-        <w:rPr>
-          <w:rFonts w:ascii="Arial" w:hAnsi="Arial" w:cs="Arial"/>
-          <w:sz w:val="20"/>
-        </w:rPr>
-        <w:t xml:space="preserve"> | </w:t>
-      </w:r>
-      <w:proofErr w:type="spellStart"/>
-      <w:r>
-        <w:rPr>
-          <w:rFonts w:ascii="Arial" w:hAnsi="Arial" w:cs="Arial"/>
-          <w:sz w:val="20"/>
-        </w:rPr>
-        <w:t>NoSQL</w:t>
-      </w:r>
-      <w:proofErr w:type="spellEnd"/>
-      <w:r>
-        <w:rPr>
-          <w:rFonts w:ascii="Arial" w:hAnsi="Arial" w:cs="Arial"/>
-          <w:sz w:val="20"/>
-        </w:rPr>
-        <w:t xml:space="preserve">: </w:t>
-      </w:r>
-      <w:proofErr w:type="spellStart"/>
-      <w:r>
-        <w:rPr>
-          <w:rStyle w:val="Strong"/>
-          <w:rFonts w:ascii="Arial" w:hAnsi="Arial" w:cs="Arial"/>
-          <w:sz w:val="20"/>
-        </w:rPr>
-        <w:t>Redis</w:t>
-      </w:r>
-      <w:proofErr w:type="spellEnd"/>
-      <w:r>
-        <w:rPr>
-          <w:rFonts w:ascii="Arial" w:hAnsi="Arial" w:cs="Arial"/>
-          <w:sz w:val="20"/>
-        </w:rPr>
-        <w:t xml:space="preserve">, </w:t>
-      </w:r>
-      <w:proofErr w:type="spellStart"/>
-      <w:r>
-        <w:rPr>
-          <w:rStyle w:val="Strong"/>
-          <w:rFonts w:ascii="Arial" w:hAnsi="Arial" w:cs="Arial"/>
-          <w:sz w:val="20"/>
-        </w:rPr>
         <w:t>MongoDB</w:t>
       </w:r>
-      <w:proofErr w:type="spellEnd"/>
       <w:r>
         <w:rPr>
           <w:rFonts w:ascii="Arial" w:hAnsi="Arial" w:cs="Arial"/>
@@ -787,7 +756,104 @@
           <w:rFonts w:ascii="Arial" w:hAnsi="Arial" w:cs="Arial"/>
           <w:sz w:val="20"/>
         </w:rPr>
-        <w:t xml:space="preserve">Cloud &amp; </w:t>
+        <w:t>Cloud &amp; DevOps</w:t>
+      </w:r>
+      <w:r>
+        <w:rPr>
+          <w:rFonts w:ascii="Arial" w:hAnsi="Arial" w:cs="Arial"/>
+          <w:sz w:val="20"/>
+        </w:rPr>
+        <w:t xml:space="preserve"> — AWS (primary): </w:t>
+      </w:r>
+      <w:r>
+        <w:rPr>
+          <w:rStyle w:val="Strong"/>
+          <w:rFonts w:ascii="Arial" w:hAnsi="Arial" w:cs="Arial"/>
+          <w:sz w:val="20"/>
+        </w:rPr>
+        <w:t>EKS</w:t>
+      </w:r>
+      <w:r>
+        <w:rPr>
+          <w:rFonts w:ascii="Arial" w:hAnsi="Arial" w:cs="Arial"/>
+          <w:sz w:val="20"/>
+        </w:rPr>
+        <w:t xml:space="preserve">, </w:t>
+      </w:r>
+      <w:r>
+        <w:rPr>
+          <w:rStyle w:val="Strong"/>
+          <w:rFonts w:ascii="Arial" w:hAnsi="Arial" w:cs="Arial"/>
+          <w:sz w:val="20"/>
+        </w:rPr>
+        <w:t>ECS</w:t>
+      </w:r>
+      <w:r>
+        <w:rPr>
+          <w:rFonts w:ascii="Arial" w:hAnsi="Arial" w:cs="Arial"/>
+          <w:sz w:val="20"/>
+        </w:rPr>
+        <w:t xml:space="preserve">, </w:t>
+      </w:r>
+      <w:r>
+        <w:rPr>
+          <w:rStyle w:val="Strong"/>
+          <w:rFonts w:ascii="Arial" w:hAnsi="Arial" w:cs="Arial"/>
+          <w:sz w:val="20"/>
+        </w:rPr>
+        <w:t>EC2</w:t>
+      </w:r>
+      <w:r>
+        <w:rPr>
+          <w:rFonts w:ascii="Arial" w:hAnsi="Arial" w:cs="Arial"/>
+          <w:sz w:val="20"/>
+        </w:rPr>
+        <w:t xml:space="preserve">, </w:t>
+      </w:r>
+      <w:r>
+        <w:rPr>
+          <w:rStyle w:val="Strong"/>
+          <w:rFonts w:ascii="Arial" w:hAnsi="Arial" w:cs="Arial"/>
+          <w:sz w:val="20"/>
+        </w:rPr>
+        <w:t>Lambda</w:t>
+      </w:r>
+      <w:r>
+        <w:rPr>
+          <w:rFonts w:ascii="Arial" w:hAnsi="Arial" w:cs="Arial"/>
+          <w:sz w:val="20"/>
+        </w:rPr>
+        <w:t xml:space="preserve">, </w:t>
+      </w:r>
+      <w:r>
+        <w:rPr>
+          <w:rStyle w:val="Strong"/>
+          <w:rFonts w:ascii="Arial" w:hAnsi="Arial" w:cs="Arial"/>
+          <w:sz w:val="20"/>
+        </w:rPr>
+        <w:t>API Gateway</w:t>
+      </w:r>
+      <w:r>
+        <w:rPr>
+          <w:rFonts w:ascii="Arial" w:hAnsi="Arial" w:cs="Arial"/>
+          <w:sz w:val="20"/>
+        </w:rPr>
+        <w:t xml:space="preserve">, </w:t>
+      </w:r>
+      <w:r>
+        <w:rPr>
+          <w:rStyle w:val="Strong"/>
+          <w:rFonts w:ascii="Arial" w:hAnsi="Arial" w:cs="Arial"/>
+          <w:sz w:val="20"/>
+        </w:rPr>
+        <w:t>S3</w:t>
+      </w:r>
+      <w:r>
+        <w:rPr>
+          <w:rFonts w:ascii="Arial" w:hAnsi="Arial" w:cs="Arial"/>
+          <w:sz w:val="20"/>
+        </w:rPr>
+        <w:t xml:space="preserve">, </w:t>
       </w:r>
       <w:proofErr w:type="spellStart"/>
       <w:r>
@@ -796,7 +862,7 @@
           <w:rFonts w:ascii="Arial" w:hAnsi="Arial" w:cs="Arial"/>
           <w:sz w:val="20"/>
         </w:rPr>
-        <w:t>DevOps</w:t>
+        <w:t>CloudFront</w:t>
       </w:r>
       <w:proofErr w:type="spellEnd"/>
       <w:r>
@@ -804,90 +870,15 @@
           <w:rFonts w:ascii="Arial" w:hAnsi="Arial" w:cs="Arial"/>
           <w:sz w:val="20"/>
         </w:rPr>
-        <w:t xml:space="preserve"> — AWS (primary): </w:t>
-      </w:r>
-      <w:r>
-        <w:rPr>
-          <w:rStyle w:val="Strong"/>
-          <w:rFonts w:ascii="Arial" w:hAnsi="Arial" w:cs="Arial"/>
-          <w:sz w:val="20"/>
-        </w:rPr>
-        <w:t>EKS</w:t>
-      </w:r>
-      <w:r>
-        <w:rPr>
-          <w:rFonts w:ascii="Arial" w:hAnsi="Arial" w:cs="Arial"/>
-          <w:sz w:val="20"/>
-        </w:rPr>
-        <w:t xml:space="preserve">, </w:t>
-      </w:r>
-      <w:r>
-        <w:rPr>
-          <w:rStyle w:val="Strong"/>
-          <w:rFonts w:ascii="Arial" w:hAnsi="Arial" w:cs="Arial"/>
-          <w:sz w:val="20"/>
-        </w:rPr>
-        <w:t>ECS</w:t>
-      </w:r>
-      <w:r>
-        <w:rPr>
-          <w:rFonts w:ascii="Arial" w:hAnsi="Arial" w:cs="Arial"/>
-          <w:sz w:val="20"/>
-        </w:rPr>
-        <w:t xml:space="preserve">, </w:t>
-      </w:r>
-      <w:r>
-        <w:rPr>
-          <w:rStyle w:val="Strong"/>
-          <w:rFonts w:ascii="Arial" w:hAnsi="Arial" w:cs="Arial"/>
-          <w:sz w:val="20"/>
-        </w:rPr>
-        <w:t>EC2</w:t>
-      </w:r>
-      <w:r>
-        <w:rPr>
-          <w:rFonts w:ascii="Arial" w:hAnsi="Arial" w:cs="Arial"/>
-          <w:sz w:val="20"/>
-        </w:rPr>
-        <w:t xml:space="preserve">, </w:t>
-      </w:r>
-      <w:r>
-        <w:rPr>
-          <w:rStyle w:val="Strong"/>
-          <w:rFonts w:ascii="Arial" w:hAnsi="Arial" w:cs="Arial"/>
-          <w:sz w:val="20"/>
-        </w:rPr>
-        <w:t>Lambda</w:t>
-      </w:r>
-      <w:r>
-        <w:rPr>
-          <w:rFonts w:ascii="Arial" w:hAnsi="Arial" w:cs="Arial"/>
-          <w:sz w:val="20"/>
-        </w:rPr>
-        <w:t xml:space="preserve">, </w:t>
-      </w:r>
-      <w:r>
-        <w:rPr>
-          <w:rStyle w:val="Strong"/>
-          <w:rFonts w:ascii="Arial" w:hAnsi="Arial" w:cs="Arial"/>
-          <w:sz w:val="20"/>
-        </w:rPr>
-        <w:t>API Gateway</w:t>
-      </w:r>
-      <w:r>
-        <w:rPr>
-          <w:rFonts w:ascii="Arial" w:hAnsi="Arial" w:cs="Arial"/>
-          <w:sz w:val="20"/>
-        </w:rPr>
-        <w:t xml:space="preserve">, </w:t>
-      </w:r>
-      <w:r>
-        <w:rPr>
-          <w:rStyle w:val="Strong"/>
-          <w:rFonts w:ascii="Arial" w:hAnsi="Arial" w:cs="Arial"/>
-          <w:sz w:val="20"/>
-        </w:rPr>
-        <w:t>S3</w:t>
+        <w:t xml:space="preserve">, </w:t>
+      </w:r>
+      <w:r>
+        <w:rPr>
+          <w:rStyle w:val="Strong"/>
+          <w:rFonts w:ascii="Arial" w:hAnsi="Arial" w:cs="Arial"/>
+          <w:sz w:val="20"/>
+        </w:rPr>
+        <w:t>RDS</w:t>
       </w:r>
       <w:r>
         <w:rPr>
@@ -903,7 +894,7 @@
           <w:rFonts w:ascii="Arial" w:hAnsi="Arial" w:cs="Arial"/>
           <w:sz w:val="20"/>
         </w:rPr>
-        <w:t>CloudFront</w:t>
+        <w:t>DynamoDB</w:t>
       </w:r>
       <w:proofErr w:type="spellEnd"/>
       <w:r>
@@ -913,21 +904,6 @@
         </w:rPr>
         <w:t xml:space="preserve">, </w:t>
       </w:r>
-      <w:r>
-        <w:rPr>
-          <w:rStyle w:val="Strong"/>
-          <w:rFonts w:ascii="Arial" w:hAnsi="Arial" w:cs="Arial"/>
-          <w:sz w:val="20"/>
-        </w:rPr>
-        <w:t>RDS</w:t>
-      </w:r>
-      <w:r>
-        <w:rPr>
-          <w:rFonts w:ascii="Arial" w:hAnsi="Arial" w:cs="Arial"/>
-          <w:sz w:val="20"/>
-        </w:rPr>
-        <w:t xml:space="preserve">, </w:t>
-      </w:r>
       <w:proofErr w:type="spellStart"/>
       <w:r>
         <w:rPr>
@@ -935,7 +911,7 @@
           <w:rFonts w:ascii="Arial" w:hAnsi="Arial" w:cs="Arial"/>
           <w:sz w:val="20"/>
         </w:rPr>
-        <w:t>DynamoDB</w:t>
+        <w:t>ElastiCache</w:t>
       </w:r>
       <w:proofErr w:type="spellEnd"/>
       <w:r>
@@ -952,7 +928,7 @@
           <w:rFonts w:ascii="Arial" w:hAnsi="Arial" w:cs="Arial"/>
           <w:sz w:val="20"/>
         </w:rPr>
-        <w:t>ElastiCache</w:t>
+        <w:t>EventBridge</w:t>
       </w:r>
       <w:proofErr w:type="spellEnd"/>
       <w:r>
@@ -962,6 +938,186 @@
         </w:rPr>
         <w:t xml:space="preserve">, </w:t>
       </w:r>
+      <w:r>
+        <w:rPr>
+          <w:rStyle w:val="Strong"/>
+          <w:rFonts w:ascii="Arial" w:hAnsi="Arial" w:cs="Arial"/>
+          <w:sz w:val="20"/>
+        </w:rPr>
+        <w:t>Step Functions</w:t>
+      </w:r>
+      <w:r>
+        <w:rPr>
+          <w:rFonts w:ascii="Arial" w:hAnsi="Arial" w:cs="Arial"/>
+          <w:sz w:val="20"/>
+        </w:rPr>
+        <w:t xml:space="preserve">, </w:t>
+      </w:r>
+      <w:r>
+        <w:rPr>
+          <w:rStyle w:val="Strong"/>
+          <w:rFonts w:ascii="Arial" w:hAnsi="Arial" w:cs="Arial"/>
+          <w:sz w:val="20"/>
+        </w:rPr>
+        <w:t>IAM</w:t>
+      </w:r>
+      <w:r>
+        <w:rPr>
+          <w:rFonts w:ascii="Arial" w:hAnsi="Arial" w:cs="Arial"/>
+          <w:sz w:val="20"/>
+        </w:rPr>
+        <w:t xml:space="preserve"> | Azure: </w:t>
+      </w:r>
+      <w:r>
+        <w:rPr>
+          <w:rStyle w:val="Strong"/>
+          <w:rFonts w:ascii="Arial" w:hAnsi="Arial" w:cs="Arial"/>
+          <w:sz w:val="20"/>
+        </w:rPr>
+        <w:t>AKS</w:t>
+      </w:r>
+      <w:r>
+        <w:rPr>
+          <w:rFonts w:ascii="Arial" w:hAnsi="Arial" w:cs="Arial"/>
+          <w:sz w:val="20"/>
+        </w:rPr>
+        <w:t xml:space="preserve">, </w:t>
+      </w:r>
+      <w:r>
+        <w:rPr>
+          <w:rStyle w:val="Strong"/>
+          <w:rFonts w:ascii="Arial" w:hAnsi="Arial" w:cs="Arial"/>
+          <w:sz w:val="20"/>
+        </w:rPr>
+        <w:t>App Service</w:t>
+      </w:r>
+      <w:r>
+        <w:rPr>
+          <w:rFonts w:ascii="Arial" w:hAnsi="Arial" w:cs="Arial"/>
+          <w:sz w:val="20"/>
+        </w:rPr>
+        <w:t xml:space="preserve">, </w:t>
+      </w:r>
+      <w:r>
+        <w:rPr>
+          <w:rStyle w:val="Strong"/>
+          <w:rFonts w:ascii="Arial" w:hAnsi="Arial" w:cs="Arial"/>
+          <w:sz w:val="20"/>
+        </w:rPr>
+        <w:t>Azure SQL</w:t>
+      </w:r>
+      <w:r>
+        <w:rPr>
+          <w:rFonts w:ascii="Arial" w:hAnsi="Arial" w:cs="Arial"/>
+          <w:sz w:val="20"/>
+        </w:rPr>
+        <w:t xml:space="preserve">, </w:t>
+      </w:r>
+      <w:r>
+        <w:rPr>
+          <w:rStyle w:val="Strong"/>
+          <w:rFonts w:ascii="Arial" w:hAnsi="Arial" w:cs="Arial"/>
+          <w:sz w:val="20"/>
+        </w:rPr>
+        <w:t>Service Bus</w:t>
+      </w:r>
+      <w:r>
+        <w:rPr>
+          <w:rFonts w:ascii="Arial" w:hAnsi="Arial" w:cs="Arial"/>
+          <w:sz w:val="20"/>
+        </w:rPr>
+        <w:t xml:space="preserve">, </w:t>
+      </w:r>
+      <w:r>
+        <w:rPr>
+          <w:rStyle w:val="Strong"/>
+          <w:rFonts w:ascii="Arial" w:hAnsi="Arial" w:cs="Arial"/>
+          <w:sz w:val="20"/>
+        </w:rPr>
+        <w:t>Key Vault</w:t>
+      </w:r>
+      <w:r>
+        <w:rPr>
+          <w:rFonts w:ascii="Arial" w:hAnsi="Arial" w:cs="Arial"/>
+          <w:sz w:val="20"/>
+        </w:rPr>
+        <w:t xml:space="preserve">, </w:t>
+      </w:r>
+      <w:r>
+        <w:rPr>
+          <w:rStyle w:val="Strong"/>
+          <w:rFonts w:ascii="Arial" w:hAnsi="Arial" w:cs="Arial"/>
+          <w:sz w:val="20"/>
+        </w:rPr>
+        <w:t>Application Insights</w:t>
+      </w:r>
+      <w:r>
+        <w:rPr>
+          <w:rFonts w:ascii="Arial" w:hAnsi="Arial" w:cs="Arial"/>
+          <w:sz w:val="20"/>
+        </w:rPr>
+        <w:t xml:space="preserve"> | GCP: </w:t>
+      </w:r>
+      <w:r>
+        <w:rPr>
+          <w:rStyle w:val="Strong"/>
+          <w:rFonts w:ascii="Arial" w:hAnsi="Arial" w:cs="Arial"/>
+          <w:sz w:val="20"/>
+        </w:rPr>
+        <w:t>GKE</w:t>
+      </w:r>
+      <w:r>
+        <w:rPr>
+          <w:rFonts w:ascii="Arial" w:hAnsi="Arial" w:cs="Arial"/>
+          <w:sz w:val="20"/>
+        </w:rPr>
+        <w:t xml:space="preserve">, </w:t>
+      </w:r>
+      <w:r>
+        <w:rPr>
+          <w:rStyle w:val="Strong"/>
+          <w:rFonts w:ascii="Arial" w:hAnsi="Arial" w:cs="Arial"/>
+          <w:sz w:val="20"/>
+        </w:rPr>
+        <w:t>Cloud Run</w:t>
+      </w:r>
+      <w:r>
+        <w:rPr>
+          <w:rFonts w:ascii="Arial" w:hAnsi="Arial" w:cs="Arial"/>
+          <w:sz w:val="20"/>
+        </w:rPr>
+        <w:t xml:space="preserve">, </w:t>
+      </w:r>
+      <w:r>
+        <w:rPr>
+          <w:rStyle w:val="Strong"/>
+          <w:rFonts w:ascii="Arial" w:hAnsi="Arial" w:cs="Arial"/>
+          <w:sz w:val="20"/>
+        </w:rPr>
+        <w:t>Pub/Sub</w:t>
+      </w:r>
+      <w:r>
+        <w:rPr>
+          <w:rFonts w:ascii="Arial" w:hAnsi="Arial" w:cs="Arial"/>
+          <w:sz w:val="20"/>
+        </w:rPr>
+        <w:t xml:space="preserve">, </w:t>
+      </w:r>
+      <w:r>
+        <w:rPr>
+          <w:rStyle w:val="Strong"/>
+          <w:rFonts w:ascii="Arial" w:hAnsi="Arial" w:cs="Arial"/>
+          <w:sz w:val="20"/>
+        </w:rPr>
+        <w:t>Cloud Storage</w:t>
+      </w:r>
+      <w:r>
+        <w:rPr>
+          <w:rFonts w:ascii="Arial" w:hAnsi="Arial" w:cs="Arial"/>
+          <w:sz w:val="20"/>
+        </w:rPr>
+        <w:t xml:space="preserve">, </w:t>
+      </w:r>
       <w:proofErr w:type="spellStart"/>
       <w:r>
         <w:rPr>
@@ -969,7 +1125,7 @@
           <w:rFonts w:ascii="Arial" w:hAnsi="Arial" w:cs="Arial"/>
           <w:sz w:val="20"/>
         </w:rPr>
-        <w:t>EventBridge</w:t>
+        <w:t>BigQuery</w:t>
       </w:r>
       <w:proofErr w:type="spellEnd"/>
       <w:r>
@@ -977,180 +1133,60 @@
           <w:rFonts w:ascii="Arial" w:hAnsi="Arial" w:cs="Arial"/>
           <w:sz w:val="20"/>
         </w:rPr>
-        <w:t xml:space="preserve">, </w:t>
-      </w:r>
-      <w:r>
-        <w:rPr>
-          <w:rStyle w:val="Strong"/>
-          <w:rFonts w:ascii="Arial" w:hAnsi="Arial" w:cs="Arial"/>
-          <w:sz w:val="20"/>
-        </w:rPr>
-        <w:t>Step Functions</w:t>
-      </w:r>
-      <w:r>
-        <w:rPr>
-          <w:rFonts w:ascii="Arial" w:hAnsi="Arial" w:cs="Arial"/>
-          <w:sz w:val="20"/>
-        </w:rPr>
-        <w:t xml:space="preserve">, </w:t>
-      </w:r>
-      <w:r>
-        <w:rPr>
-          <w:rStyle w:val="Strong"/>
-          <w:rFonts w:ascii="Arial" w:hAnsi="Arial" w:cs="Arial"/>
-          <w:sz w:val="20"/>
-        </w:rPr>
-        <w:t>IAM</w:t>
-      </w:r>
-      <w:r>
-        <w:rPr>
-          <w:rFonts w:ascii="Arial" w:hAnsi="Arial" w:cs="Arial"/>
-          <w:sz w:val="20"/>
-        </w:rPr>
-        <w:t xml:space="preserve"> | Azure: </w:t>
-      </w:r>
-      <w:r>
-        <w:rPr>
-          <w:rStyle w:val="Strong"/>
-          <w:rFonts w:ascii="Arial" w:hAnsi="Arial" w:cs="Arial"/>
-          <w:sz w:val="20"/>
-        </w:rPr>
-        <w:t>AKS</w:t>
-      </w:r>
-      <w:r>
-        <w:rPr>
-          <w:rFonts w:ascii="Arial" w:hAnsi="Arial" w:cs="Arial"/>
-          <w:sz w:val="20"/>
-        </w:rPr>
-        <w:t xml:space="preserve">, </w:t>
-      </w:r>
-      <w:r>
-        <w:rPr>
-          <w:rStyle w:val="Strong"/>
-          <w:rFonts w:ascii="Arial" w:hAnsi="Arial" w:cs="Arial"/>
-          <w:sz w:val="20"/>
-        </w:rPr>
-        <w:t>App Service</w:t>
-      </w:r>
-      <w:r>
-        <w:rPr>
-          <w:rFonts w:ascii="Arial" w:hAnsi="Arial" w:cs="Arial"/>
-          <w:sz w:val="20"/>
-        </w:rPr>
-        <w:t xml:space="preserve">, </w:t>
-      </w:r>
-      <w:r>
-        <w:rPr>
-          <w:rStyle w:val="Strong"/>
-          <w:rFonts w:ascii="Arial" w:hAnsi="Arial" w:cs="Arial"/>
-          <w:sz w:val="20"/>
-        </w:rPr>
-        <w:t>Azure SQL</w:t>
-      </w:r>
-      <w:r>
-        <w:rPr>
-          <w:rFonts w:ascii="Arial" w:hAnsi="Arial" w:cs="Arial"/>
-          <w:sz w:val="20"/>
-        </w:rPr>
-        <w:t xml:space="preserve">, </w:t>
-      </w:r>
-      <w:r>
-        <w:rPr>
-          <w:rStyle w:val="Strong"/>
-          <w:rFonts w:ascii="Arial" w:hAnsi="Arial" w:cs="Arial"/>
-          <w:sz w:val="20"/>
-        </w:rPr>
-        <w:t>Service Bus</w:t>
-      </w:r>
-      <w:r>
-        <w:rPr>
-          <w:rFonts w:ascii="Arial" w:hAnsi="Arial" w:cs="Arial"/>
-          <w:sz w:val="20"/>
-        </w:rPr>
-        <w:t xml:space="preserve">, </w:t>
-      </w:r>
-      <w:r>
-        <w:rPr>
-          <w:rStyle w:val="Strong"/>
-          <w:rFonts w:ascii="Arial" w:hAnsi="Arial" w:cs="Arial"/>
-          <w:sz w:val="20"/>
-        </w:rPr>
-        <w:t>Key Vault</w:t>
-      </w:r>
-      <w:r>
-        <w:rPr>
-          <w:rFonts w:ascii="Arial" w:hAnsi="Arial" w:cs="Arial"/>
-          <w:sz w:val="20"/>
-        </w:rPr>
-        <w:t xml:space="preserve">, </w:t>
-      </w:r>
-      <w:r>
-        <w:rPr>
-          <w:rStyle w:val="Strong"/>
-          <w:rFonts w:ascii="Arial" w:hAnsi="Arial" w:cs="Arial"/>
-          <w:sz w:val="20"/>
-        </w:rPr>
-        <w:t>Application Insights</w:t>
-      </w:r>
-      <w:r>
-        <w:rPr>
-          <w:rFonts w:ascii="Arial" w:hAnsi="Arial" w:cs="Arial"/>
-          <w:sz w:val="20"/>
-        </w:rPr>
-        <w:t xml:space="preserve"> | GCP: </w:t>
-      </w:r>
-      <w:r>
-        <w:rPr>
-          <w:rStyle w:val="Strong"/>
-          <w:rFonts w:ascii="Arial" w:hAnsi="Arial" w:cs="Arial"/>
-          <w:sz w:val="20"/>
-        </w:rPr>
-        <w:t>GKE</w:t>
-      </w:r>
-      <w:r>
-        <w:rPr>
-          <w:rFonts w:ascii="Arial" w:hAnsi="Arial" w:cs="Arial"/>
-          <w:sz w:val="20"/>
-        </w:rPr>
-        <w:t xml:space="preserve">, </w:t>
-      </w:r>
-      <w:r>
-        <w:rPr>
-          <w:rStyle w:val="Strong"/>
-          <w:rFonts w:ascii="Arial" w:hAnsi="Arial" w:cs="Arial"/>
-          <w:sz w:val="20"/>
-        </w:rPr>
-        <w:t>Cloud Run</w:t>
-      </w:r>
-      <w:r>
-        <w:rPr>
-          <w:rFonts w:ascii="Arial" w:hAnsi="Arial" w:cs="Arial"/>
-          <w:sz w:val="20"/>
-        </w:rPr>
-        <w:t xml:space="preserve">, </w:t>
-      </w:r>
-      <w:r>
-        <w:rPr>
-          <w:rStyle w:val="Strong"/>
-          <w:rFonts w:ascii="Arial" w:hAnsi="Arial" w:cs="Arial"/>
-          <w:sz w:val="20"/>
-        </w:rPr>
-        <w:t>Pub/Sub</w:t>
-      </w:r>
-      <w:r>
-        <w:rPr>
-          <w:rFonts w:ascii="Arial" w:hAnsi="Arial" w:cs="Arial"/>
-          <w:sz w:val="20"/>
-        </w:rPr>
-        <w:t xml:space="preserve">, </w:t>
-      </w:r>
-      <w:r>
-        <w:rPr>
-          <w:rStyle w:val="Strong"/>
-          <w:rFonts w:ascii="Arial" w:hAnsi="Arial" w:cs="Arial"/>
-          <w:sz w:val="20"/>
-        </w:rPr>
-        <w:t>Cloud Storage</w:t>
+        <w:t xml:space="preserve"> | </w:t>
+      </w:r>
+      <w:r>
+        <w:rPr>
+          <w:rStyle w:val="Strong"/>
+          <w:rFonts w:ascii="Arial" w:hAnsi="Arial" w:cs="Arial"/>
+          <w:sz w:val="20"/>
+        </w:rPr>
+        <w:t>Docker</w:t>
+      </w:r>
+      <w:r>
+        <w:rPr>
+          <w:rFonts w:ascii="Arial" w:hAnsi="Arial" w:cs="Arial"/>
+          <w:sz w:val="20"/>
+        </w:rPr>
+        <w:t xml:space="preserve">, </w:t>
+      </w:r>
+      <w:r>
+        <w:rPr>
+          <w:rStyle w:val="Strong"/>
+          <w:rFonts w:ascii="Arial" w:hAnsi="Arial" w:cs="Arial"/>
+          <w:sz w:val="20"/>
+        </w:rPr>
+        <w:t>Kubernetes</w:t>
+      </w:r>
+      <w:r>
+        <w:rPr>
+          <w:rFonts w:ascii="Arial" w:hAnsi="Arial" w:cs="Arial"/>
+          <w:sz w:val="20"/>
+        </w:rPr>
+        <w:t xml:space="preserve">, </w:t>
+      </w:r>
+      <w:r>
+        <w:rPr>
+          <w:rStyle w:val="Strong"/>
+          <w:rFonts w:ascii="Arial" w:hAnsi="Arial" w:cs="Arial"/>
+          <w:sz w:val="20"/>
+        </w:rPr>
+        <w:t>Helm</w:t>
+      </w:r>
+      <w:r>
+        <w:rPr>
+          <w:rFonts w:ascii="Arial" w:hAnsi="Arial" w:cs="Arial"/>
+          <w:sz w:val="20"/>
+        </w:rPr>
+        <w:t xml:space="preserve">, </w:t>
+      </w:r>
+      <w:r>
+        <w:rPr>
+          <w:rStyle w:val="Strong"/>
+          <w:rFonts w:ascii="Arial" w:hAnsi="Arial" w:cs="Arial"/>
+          <w:sz w:val="20"/>
+        </w:rPr>
+        <w:t>Argo CD</w:t>
       </w:r>
       <w:r>
         <w:rPr>
@@ -1166,7 +1202,7 @@
           <w:rFonts w:ascii="Arial" w:hAnsi="Arial" w:cs="Arial"/>
           <w:sz w:val="20"/>
         </w:rPr>
-        <w:t>BigQuery</w:t>
+        <w:t>GitOps</w:t>
       </w:r>
       <w:proofErr w:type="spellEnd"/>
       <w:r>
@@ -1174,7 +1210,22 @@
           <w:rFonts w:ascii="Arial" w:hAnsi="Arial" w:cs="Arial"/>
           <w:sz w:val="20"/>
         </w:rPr>
-        <w:t xml:space="preserve"> | </w:t>
+        <w:t xml:space="preserve">, </w:t>
+      </w:r>
+      <w:r>
+        <w:rPr>
+          <w:rStyle w:val="Strong"/>
+          <w:rFonts w:ascii="Arial" w:hAnsi="Arial" w:cs="Arial"/>
+          <w:sz w:val="20"/>
+        </w:rPr>
+        <w:t>Terraform</w:t>
+      </w:r>
+      <w:r>
+        <w:rPr>
+          <w:rFonts w:ascii="Arial" w:hAnsi="Arial" w:cs="Arial"/>
+          <w:sz w:val="20"/>
+        </w:rPr>
+        <w:t xml:space="preserve">, </w:t>
       </w:r>
       <w:proofErr w:type="spellStart"/>
       <w:r>
@@ -1183,7 +1234,7 @@
           <w:rFonts w:ascii="Arial" w:hAnsi="Arial" w:cs="Arial"/>
           <w:sz w:val="20"/>
         </w:rPr>
-        <w:t>Docker</w:t>
+        <w:t>CloudFormation</w:t>
       </w:r>
       <w:proofErr w:type="spellEnd"/>
       <w:r>
@@ -1191,6 +1242,21 @@
           <w:rFonts w:ascii="Arial" w:hAnsi="Arial" w:cs="Arial"/>
           <w:sz w:val="20"/>
         </w:rPr>
+        <w:t xml:space="preserve">, CI/CD: </w:t>
+      </w:r>
+      <w:r>
+        <w:rPr>
+          <w:rStyle w:val="Strong"/>
+          <w:rFonts w:ascii="Arial" w:hAnsi="Arial" w:cs="Arial"/>
+          <w:sz w:val="20"/>
+        </w:rPr>
+        <w:t>GitHub Actions</w:t>
+      </w:r>
+      <w:r>
+        <w:rPr>
+          <w:rFonts w:ascii="Arial" w:hAnsi="Arial" w:cs="Arial"/>
+          <w:sz w:val="20"/>
+        </w:rPr>
         <w:t xml:space="preserve">, </w:t>
       </w:r>
       <w:proofErr w:type="spellStart"/>
@@ -1200,134 +1266,11 @@
           <w:rFonts w:ascii="Arial" w:hAnsi="Arial" w:cs="Arial"/>
           <w:sz w:val="20"/>
         </w:rPr>
-        <w:t>Kubernetes</w:t>
+        <w:t>GitLab</w:t>
       </w:r>
       <w:proofErr w:type="spellEnd"/>
       <w:r>
         <w:rPr>
-          <w:rFonts w:ascii="Arial" w:hAnsi="Arial" w:cs="Arial"/>
-          <w:sz w:val="20"/>
-        </w:rPr>
-        <w:t xml:space="preserve">, </w:t>
-      </w:r>
-      <w:r>
-        <w:rPr>
-          <w:rStyle w:val="Strong"/>
-          <w:rFonts w:ascii="Arial" w:hAnsi="Arial" w:cs="Arial"/>
-          <w:sz w:val="20"/>
-        </w:rPr>
-        <w:t>Helm</w:t>
-      </w:r>
-      <w:r>
-        <w:rPr>
-          <w:rFonts w:ascii="Arial" w:hAnsi="Arial" w:cs="Arial"/>
-          <w:sz w:val="20"/>
-        </w:rPr>
-        <w:t xml:space="preserve">, </w:t>
-      </w:r>
-      <w:r>
-        <w:rPr>
-          <w:rStyle w:val="Strong"/>
-          <w:rFonts w:ascii="Arial" w:hAnsi="Arial" w:cs="Arial"/>
-          <w:sz w:val="20"/>
-        </w:rPr>
-        <w:t>Argo CD</w:t>
-      </w:r>
-      <w:r>
-        <w:rPr>
-          <w:rFonts w:ascii="Arial" w:hAnsi="Arial" w:cs="Arial"/>
-          <w:sz w:val="20"/>
-        </w:rPr>
-        <w:t xml:space="preserve">, </w:t>
-      </w:r>
-      <w:proofErr w:type="spellStart"/>
-      <w:r>
-        <w:rPr>
-          <w:rStyle w:val="Strong"/>
-          <w:rFonts w:ascii="Arial" w:hAnsi="Arial" w:cs="Arial"/>
-          <w:sz w:val="20"/>
-        </w:rPr>
-        <w:t>GitOps</w:t>
-      </w:r>
-      <w:proofErr w:type="spellEnd"/>
-      <w:r>
-        <w:rPr>
-          <w:rFonts w:ascii="Arial" w:hAnsi="Arial" w:cs="Arial"/>
-          <w:sz w:val="20"/>
-        </w:rPr>
-        <w:t xml:space="preserve">, </w:t>
-      </w:r>
-      <w:proofErr w:type="spellStart"/>
-      <w:r>
-        <w:rPr>
-          <w:rStyle w:val="Strong"/>
-          <w:rFonts w:ascii="Arial" w:hAnsi="Arial" w:cs="Arial"/>
-          <w:sz w:val="20"/>
-        </w:rPr>
-        <w:t>Terraform</w:t>
-      </w:r>
-      <w:proofErr w:type="spellEnd"/>
-      <w:r>
-        <w:rPr>
-          <w:rFonts w:ascii="Arial" w:hAnsi="Arial" w:cs="Arial"/>
-          <w:sz w:val="20"/>
-        </w:rPr>
-        <w:t xml:space="preserve">, </w:t>
-      </w:r>
-      <w:proofErr w:type="spellStart"/>
-      <w:r>
-        <w:rPr>
-          <w:rStyle w:val="Strong"/>
-          <w:rFonts w:ascii="Arial" w:hAnsi="Arial" w:cs="Arial"/>
-          <w:sz w:val="20"/>
-        </w:rPr>
-        <w:t>CloudFormation</w:t>
-      </w:r>
-      <w:proofErr w:type="spellEnd"/>
-      <w:r>
-        <w:rPr>
-          <w:rFonts w:ascii="Arial" w:hAnsi="Arial" w:cs="Arial"/>
-          <w:sz w:val="20"/>
-        </w:rPr>
-        <w:t xml:space="preserve">, CI/CD: </w:t>
-      </w:r>
-      <w:proofErr w:type="spellStart"/>
-      <w:r>
-        <w:rPr>
-          <w:rStyle w:val="Strong"/>
-          <w:rFonts w:ascii="Arial" w:hAnsi="Arial" w:cs="Arial"/>
-          <w:sz w:val="20"/>
-        </w:rPr>
-        <w:t>GitHub</w:t>
-      </w:r>
-      <w:proofErr w:type="spellEnd"/>
-      <w:r>
-        <w:rPr>
-          <w:rStyle w:val="Strong"/>
-          <w:rFonts w:ascii="Arial" w:hAnsi="Arial" w:cs="Arial"/>
-          <w:sz w:val="20"/>
-        </w:rPr>
-        <w:t xml:space="preserve"> Actions</w:t>
-      </w:r>
-      <w:r>
-        <w:rPr>
-          <w:rFonts w:ascii="Arial" w:hAnsi="Arial" w:cs="Arial"/>
-          <w:sz w:val="20"/>
-        </w:rPr>
-        <w:t xml:space="preserve">, </w:t>
-      </w:r>
-      <w:proofErr w:type="spellStart"/>
-      <w:r>
-        <w:rPr>
-          <w:rStyle w:val="Strong"/>
-          <w:rFonts w:ascii="Arial" w:hAnsi="Arial" w:cs="Arial"/>
-          <w:sz w:val="20"/>
-        </w:rPr>
-        <w:t>GitLab</w:t>
-      </w:r>
-      <w:proofErr w:type="spellEnd"/>
-      <w:r>
-        <w:rPr>
           <w:rStyle w:val="Strong"/>
           <w:rFonts w:ascii="Arial" w:hAnsi="Arial" w:cs="Arial"/>
           <w:sz w:val="20"/>
@@ -1362,18 +1305,8 @@
           <w:rFonts w:ascii="Arial" w:hAnsi="Arial" w:cs="Arial"/>
           <w:sz w:val="20"/>
         </w:rPr>
-        <w:t xml:space="preserve">Azure </w:t>
-      </w:r>
-      <w:proofErr w:type="spellStart"/>
-      <w:r>
-        <w:rPr>
-          <w:rStyle w:val="Strong"/>
-          <w:rFonts w:ascii="Arial" w:hAnsi="Arial" w:cs="Arial"/>
-          <w:sz w:val="20"/>
-        </w:rPr>
-        <w:t>DevOps</w:t>
-      </w:r>
-      <w:proofErr w:type="spellEnd"/>
+        <w:t>Azure DevOps</w:t>
+      </w:r>
       <w:r>
         <w:rPr>
           <w:rFonts w:ascii="Arial" w:hAnsi="Arial" w:cs="Arial"/>
@@ -1405,6 +1338,21 @@
           <w:sz w:val="20"/>
         </w:rPr>
       </w:pPr>
+      <w:r>
+        <w:rPr>
+          <w:rStyle w:val="Strong"/>
+          <w:rFonts w:ascii="Arial" w:hAnsi="Arial" w:cs="Arial"/>
+          <w:sz w:val="20"/>
+        </w:rPr>
+        <w:t>Observability, Quality &amp; Security</w:t>
+      </w:r>
+      <w:r>
+        <w:rPr>
+          <w:rFonts w:ascii="Arial" w:hAnsi="Arial" w:cs="Arial"/>
+          <w:sz w:val="20"/>
+        </w:rPr>
+        <w:t xml:space="preserve"> — </w:t>
+      </w:r>
       <w:proofErr w:type="spellStart"/>
       <w:r>
         <w:rPr>
@@ -1412,23 +1360,15 @@
           <w:rFonts w:ascii="Arial" w:hAnsi="Arial" w:cs="Arial"/>
           <w:sz w:val="20"/>
         </w:rPr>
-        <w:t>Observability</w:t>
+        <w:t>OpenTelemetry</w:t>
       </w:r>
       <w:proofErr w:type="spellEnd"/>
       <w:r>
         <w:rPr>
-          <w:rStyle w:val="Strong"/>
-          <w:rFonts w:ascii="Arial" w:hAnsi="Arial" w:cs="Arial"/>
-          <w:sz w:val="20"/>
-        </w:rPr>
-        <w:t>, Quality &amp; Security</w:t>
-      </w:r>
-      <w:r>
-        <w:rPr>
-          <w:rFonts w:ascii="Arial" w:hAnsi="Arial" w:cs="Arial"/>
-          <w:sz w:val="20"/>
-        </w:rPr>
-        <w:t xml:space="preserve"> — </w:t>
+          <w:rFonts w:ascii="Arial" w:hAnsi="Arial" w:cs="Arial"/>
+          <w:sz w:val="20"/>
+        </w:rPr>
+        <w:t xml:space="preserve">, </w:t>
       </w:r>
       <w:proofErr w:type="spellStart"/>
       <w:r>
@@ -1437,7 +1377,7 @@
           <w:rFonts w:ascii="Arial" w:hAnsi="Arial" w:cs="Arial"/>
           <w:sz w:val="20"/>
         </w:rPr>
-        <w:t>OpenTelemetry</w:t>
+        <w:t>Datadog</w:t>
       </w:r>
       <w:proofErr w:type="spellEnd"/>
       <w:r>
@@ -1447,6 +1387,21 @@
         </w:rPr>
         <w:t xml:space="preserve">, </w:t>
       </w:r>
+      <w:r>
+        <w:rPr>
+          <w:rStyle w:val="Strong"/>
+          <w:rFonts w:ascii="Arial" w:hAnsi="Arial" w:cs="Arial"/>
+          <w:sz w:val="20"/>
+        </w:rPr>
+        <w:t>Prometheus</w:t>
+      </w:r>
+      <w:r>
+        <w:rPr>
+          <w:rFonts w:ascii="Arial" w:hAnsi="Arial" w:cs="Arial"/>
+          <w:sz w:val="20"/>
+        </w:rPr>
+        <w:t xml:space="preserve">, </w:t>
+      </w:r>
       <w:proofErr w:type="spellStart"/>
       <w:r>
         <w:rPr>
@@ -1454,7 +1409,7 @@
           <w:rFonts w:ascii="Arial" w:hAnsi="Arial" w:cs="Arial"/>
           <w:sz w:val="20"/>
         </w:rPr>
-        <w:t>Datadog</w:t>
+        <w:t>Grafana</w:t>
       </w:r>
       <w:proofErr w:type="spellEnd"/>
       <w:r>
@@ -1470,7 +1425,7 @@
           <w:rFonts w:ascii="Arial" w:hAnsi="Arial" w:cs="Arial"/>
           <w:sz w:val="20"/>
         </w:rPr>
-        <w:t>Prometheus</w:t>
+        <w:t>ELK/EFK</w:t>
       </w:r>
       <w:r>
         <w:rPr>
@@ -1486,7 +1441,7 @@
           <w:rFonts w:ascii="Arial" w:hAnsi="Arial" w:cs="Arial"/>
           <w:sz w:val="20"/>
         </w:rPr>
-        <w:t>Grafana</w:t>
+        <w:t>CloudWatch</w:t>
       </w:r>
       <w:proofErr w:type="spellEnd"/>
       <w:r>
@@ -1494,38 +1449,6 @@
           <w:rFonts w:ascii="Arial" w:hAnsi="Arial" w:cs="Arial"/>
           <w:sz w:val="20"/>
         </w:rPr>
-        <w:t xml:space="preserve">, </w:t>
-      </w:r>
-      <w:r>
-        <w:rPr>
-          <w:rStyle w:val="Strong"/>
-          <w:rFonts w:ascii="Arial" w:hAnsi="Arial" w:cs="Arial"/>
-          <w:sz w:val="20"/>
-        </w:rPr>
-        <w:t>ELK/EFK</w:t>
-      </w:r>
-      <w:r>
-        <w:rPr>
-          <w:rFonts w:ascii="Arial" w:hAnsi="Arial" w:cs="Arial"/>
-          <w:sz w:val="20"/>
-        </w:rPr>
-        <w:t xml:space="preserve">, </w:t>
-      </w:r>
-      <w:proofErr w:type="spellStart"/>
-      <w:r>
-        <w:rPr>
-          <w:rStyle w:val="Strong"/>
-          <w:rFonts w:ascii="Arial" w:hAnsi="Arial" w:cs="Arial"/>
-          <w:sz w:val="20"/>
-        </w:rPr>
-        <w:t>CloudWatch</w:t>
-      </w:r>
-      <w:proofErr w:type="spellEnd"/>
-      <w:r>
-        <w:rPr>
-          <w:rFonts w:ascii="Arial" w:hAnsi="Arial" w:cs="Arial"/>
-          <w:sz w:val="20"/>
-        </w:rPr>
         <w:t xml:space="preserve">, structured logging | Testing: </w:t>
       </w:r>
       <w:r>
@@ -1633,23 +1556,13 @@
         </w:rPr>
         <w:t xml:space="preserve">, </w:t>
       </w:r>
-      <w:proofErr w:type="spellStart"/>
-      <w:r>
-        <w:rPr>
-          <w:rStyle w:val="Strong"/>
-          <w:rFonts w:ascii="Arial" w:hAnsi="Arial" w:cs="Arial"/>
-          <w:sz w:val="20"/>
-        </w:rPr>
-        <w:t>OpenID</w:t>
-      </w:r>
-      <w:proofErr w:type="spellEnd"/>
-      <w:r>
-        <w:rPr>
-          <w:rStyle w:val="Strong"/>
-          <w:rFonts w:ascii="Arial" w:hAnsi="Arial" w:cs="Arial"/>
-          <w:sz w:val="20"/>
-        </w:rPr>
-        <w:t xml:space="preserve"> Connect</w:t>
+      <w:r>
+        <w:rPr>
+          <w:rStyle w:val="Strong"/>
+          <w:rFonts w:ascii="Arial" w:hAnsi="Arial" w:cs="Arial"/>
+          <w:sz w:val="20"/>
+        </w:rPr>
+        <w:t>OpenID Connect</w:t>
       </w:r>
       <w:r>
         <w:rPr>
@@ -1843,23 +1756,7 @@
           <w:rFonts w:ascii="Arial" w:hAnsi="Arial" w:cs="Arial"/>
           <w:sz w:val="20"/>
         </w:rPr>
-        <w:t xml:space="preserve">Owned delivery of revenue-critical </w:t>
-      </w:r>
-      <w:proofErr w:type="spellStart"/>
-      <w:r>
-        <w:rPr>
-          <w:rFonts w:ascii="Arial" w:hAnsi="Arial" w:cs="Arial"/>
-          <w:sz w:val="20"/>
-        </w:rPr>
-        <w:t>SaaS</w:t>
-      </w:r>
-      <w:proofErr w:type="spellEnd"/>
-      <w:r>
-        <w:rPr>
-          <w:rFonts w:ascii="Arial" w:hAnsi="Arial" w:cs="Arial"/>
-          <w:sz w:val="20"/>
-        </w:rPr>
-        <w:t xml:space="preserve"> modules end-to-end, aligning </w:t>
+        <w:t xml:space="preserve">Owned delivery of revenue-critical SaaS modules end-to-end, aligning </w:t>
       </w:r>
       <w:r>
         <w:rPr>
@@ -2131,23 +2028,13 @@
         </w:rPr>
         <w:t xml:space="preserve">, </w:t>
       </w:r>
-      <w:proofErr w:type="spellStart"/>
-      <w:r>
-        <w:rPr>
-          <w:rStyle w:val="Strong"/>
-          <w:rFonts w:ascii="Arial" w:hAnsi="Arial" w:cs="Arial"/>
-          <w:sz w:val="20"/>
-        </w:rPr>
-        <w:t>OpenID</w:t>
-      </w:r>
-      <w:proofErr w:type="spellEnd"/>
-      <w:r>
-        <w:rPr>
-          <w:rStyle w:val="Strong"/>
-          <w:rFonts w:ascii="Arial" w:hAnsi="Arial" w:cs="Arial"/>
-          <w:sz w:val="20"/>
-        </w:rPr>
-        <w:t xml:space="preserve"> Connect</w:t>
+      <w:r>
+        <w:rPr>
+          <w:rStyle w:val="Strong"/>
+          <w:rFonts w:ascii="Arial" w:hAnsi="Arial" w:cs="Arial"/>
+          <w:sz w:val="20"/>
+        </w:rPr>
+        <w:t>OpenID Connect</w:t>
       </w:r>
       <w:r>
         <w:rPr>
@@ -2315,7 +2202,6 @@
         </w:rPr>
         <w:t xml:space="preserve">Tuned relational performance using </w:t>
       </w:r>
-      <w:proofErr w:type="spellStart"/>
       <w:r>
         <w:rPr>
           <w:rStyle w:val="Strong"/>
@@ -2324,7 +2210,6 @@
         </w:rPr>
         <w:t>PostgreSQL</w:t>
       </w:r>
-      <w:proofErr w:type="spellEnd"/>
       <w:r>
         <w:rPr>
           <w:rFonts w:ascii="Arial" w:hAnsi="Arial" w:cs="Arial"/>
@@ -2385,7 +2270,6 @@
         </w:rPr>
         <w:t xml:space="preserve"> for high-scale access paths and </w:t>
       </w:r>
-      <w:proofErr w:type="spellStart"/>
       <w:r>
         <w:rPr>
           <w:rStyle w:val="Strong"/>
@@ -2394,7 +2278,6 @@
         </w:rPr>
         <w:t>MongoDB</w:t>
       </w:r>
-      <w:proofErr w:type="spellEnd"/>
       <w:r>
         <w:rPr>
           <w:rFonts w:ascii="Arial" w:hAnsi="Arial" w:cs="Arial"/>
@@ -2619,6 +2502,21 @@
         <w:lastRenderedPageBreak/>
         <w:t xml:space="preserve">Automated infrastructure and delivery using </w:t>
       </w:r>
+      <w:r>
+        <w:rPr>
+          <w:rStyle w:val="Strong"/>
+          <w:rFonts w:ascii="Arial" w:hAnsi="Arial" w:cs="Arial"/>
+          <w:sz w:val="20"/>
+        </w:rPr>
+        <w:t>Terraform</w:t>
+      </w:r>
+      <w:r>
+        <w:rPr>
+          <w:rFonts w:ascii="Arial" w:hAnsi="Arial" w:cs="Arial"/>
+          <w:sz w:val="20"/>
+        </w:rPr>
+        <w:t xml:space="preserve"> and </w:t>
+      </w:r>
       <w:proofErr w:type="spellStart"/>
       <w:r>
         <w:rPr>
@@ -2626,7 +2524,7 @@
           <w:rFonts w:ascii="Arial" w:hAnsi="Arial" w:cs="Arial"/>
           <w:sz w:val="20"/>
         </w:rPr>
-        <w:t>Terraform</w:t>
+        <w:t>CloudFormation</w:t>
       </w:r>
       <w:proofErr w:type="spellEnd"/>
       <w:r>
@@ -2634,7 +2532,7 @@
           <w:rFonts w:ascii="Arial" w:hAnsi="Arial" w:cs="Arial"/>
           <w:sz w:val="20"/>
         </w:rPr>
-        <w:t xml:space="preserve"> and </w:t>
+        <w:t xml:space="preserve">, with </w:t>
       </w:r>
       <w:proofErr w:type="spellStart"/>
       <w:r>
@@ -2643,7 +2541,7 @@
           <w:rFonts w:ascii="Arial" w:hAnsi="Arial" w:cs="Arial"/>
           <w:sz w:val="20"/>
         </w:rPr>
-        <w:t>CloudFormation</w:t>
+        <w:t>GitOps</w:t>
       </w:r>
       <w:proofErr w:type="spellEnd"/>
       <w:r>
@@ -2651,23 +2549,6 @@
           <w:rFonts w:ascii="Arial" w:hAnsi="Arial" w:cs="Arial"/>
           <w:sz w:val="20"/>
         </w:rPr>
-        <w:t xml:space="preserve">, with </w:t>
-      </w:r>
-      <w:proofErr w:type="spellStart"/>
-      <w:r>
-        <w:rPr>
-          <w:rStyle w:val="Strong"/>
-          <w:rFonts w:ascii="Arial" w:hAnsi="Arial" w:cs="Arial"/>
-          <w:sz w:val="20"/>
-        </w:rPr>
-        <w:t>GitOps</w:t>
-      </w:r>
-      <w:proofErr w:type="spellEnd"/>
-      <w:r>
-        <w:rPr>
-          <w:rFonts w:ascii="Arial" w:hAnsi="Arial" w:cs="Arial"/>
-          <w:sz w:val="20"/>
-        </w:rPr>
         <w:t xml:space="preserve"> deployments through </w:t>
       </w:r>
       <w:r>
@@ -2685,23 +2566,13 @@
         </w:rPr>
         <w:t xml:space="preserve">, and pipelines across </w:t>
       </w:r>
-      <w:proofErr w:type="spellStart"/>
-      <w:r>
-        <w:rPr>
-          <w:rStyle w:val="Strong"/>
-          <w:rFonts w:ascii="Arial" w:hAnsi="Arial" w:cs="Arial"/>
-          <w:sz w:val="20"/>
-        </w:rPr>
-        <w:t>GitHub</w:t>
-      </w:r>
-      <w:proofErr w:type="spellEnd"/>
-      <w:r>
-        <w:rPr>
-          <w:rStyle w:val="Strong"/>
-          <w:rFonts w:ascii="Arial" w:hAnsi="Arial" w:cs="Arial"/>
-          <w:sz w:val="20"/>
-        </w:rPr>
-        <w:t xml:space="preserve"> Actions</w:t>
+      <w:r>
+        <w:rPr>
+          <w:rStyle w:val="Strong"/>
+          <w:rFonts w:ascii="Arial" w:hAnsi="Arial" w:cs="Arial"/>
+          <w:sz w:val="20"/>
+        </w:rPr>
+        <w:t>GitHub Actions</w:t>
       </w:r>
       <w:r>
         <w:rPr>
@@ -3339,7 +3210,6 @@
         </w:rPr>
         <w:t xml:space="preserve"> and </w:t>
       </w:r>
-      <w:proofErr w:type="spellStart"/>
       <w:r>
         <w:rPr>
           <w:rStyle w:val="Strong"/>
@@ -3348,7 +3218,6 @@
         </w:rPr>
         <w:t>PostgreSQL</w:t>
       </w:r>
-      <w:proofErr w:type="spellEnd"/>
       <w:r>
         <w:rPr>
           <w:rFonts w:ascii="Arial" w:hAnsi="Arial" w:cs="Arial"/>
@@ -3508,7 +3377,6 @@
         </w:rPr>
         <w:t xml:space="preserve">Containerized services with </w:t>
       </w:r>
-      <w:proofErr w:type="spellStart"/>
       <w:r>
         <w:rPr>
           <w:rStyle w:val="Strong"/>
@@ -3517,7 +3385,6 @@
         </w:rPr>
         <w:t>Docker</w:t>
       </w:r>
-      <w:proofErr w:type="spellEnd"/>
       <w:r>
         <w:rPr>
           <w:rFonts w:ascii="Arial" w:hAnsi="Arial" w:cs="Arial"/>
@@ -3525,7 +3392,6 @@
         </w:rPr>
         <w:t xml:space="preserve"> and introduced </w:t>
       </w:r>
-      <w:proofErr w:type="spellStart"/>
       <w:r>
         <w:rPr>
           <w:rStyle w:val="Strong"/>
@@ -3534,7 +3400,6 @@
         </w:rPr>
         <w:t>Kubernetes</w:t>
       </w:r>
-      <w:proofErr w:type="spellEnd"/>
       <w:r>
         <w:rPr>
           <w:rFonts w:ascii="Arial" w:hAnsi="Arial" w:cs="Arial"/>
@@ -3629,23 +3494,7 @@
           <w:rFonts w:ascii="Arial" w:hAnsi="Arial" w:cs="Arial"/>
           <w:sz w:val="20"/>
         </w:rPr>
-        <w:t xml:space="preserve">Strengthened production </w:t>
-      </w:r>
-      <w:proofErr w:type="spellStart"/>
-      <w:r>
-        <w:rPr>
-          <w:rFonts w:ascii="Arial" w:hAnsi="Arial" w:cs="Arial"/>
-          <w:sz w:val="20"/>
-        </w:rPr>
-        <w:t>observability</w:t>
-      </w:r>
-      <w:proofErr w:type="spellEnd"/>
-      <w:r>
-        <w:rPr>
-          <w:rFonts w:ascii="Arial" w:hAnsi="Arial" w:cs="Arial"/>
-          <w:sz w:val="20"/>
-        </w:rPr>
-        <w:t xml:space="preserve"> with structured logging, </w:t>
+        <w:t xml:space="preserve">Strengthened production observability with structured logging, </w:t>
       </w:r>
       <w:r>
         <w:rPr>
@@ -4048,7 +3897,6 @@
         </w:rPr>
         <w:t xml:space="preserve">Introduced basic containerized workflows with </w:t>
       </w:r>
-      <w:proofErr w:type="spellStart"/>
       <w:r>
         <w:rPr>
           <w:rStyle w:val="Strong"/>
@@ -4057,7 +3905,6 @@
         </w:rPr>
         <w:t>Docker</w:t>
       </w:r>
-      <w:proofErr w:type="spellEnd"/>
       <w:r>
         <w:rPr>
           <w:rFonts w:ascii="Arial" w:hAnsi="Arial" w:cs="Arial"/>
@@ -4302,27 +4149,7 @@
           <w:color w:val="auto"/>
           <w:sz w:val="20"/>
         </w:rPr>
-        <w:t>Multi-Tenant Integration &amp; Sync Platform (</w:t>
-      </w:r>
-      <w:proofErr w:type="spellStart"/>
-      <w:r>
-        <w:rPr>
-          <w:rFonts w:ascii="Arial" w:hAnsi="Arial" w:cs="Arial"/>
-          <w:b/>
-          <w:color w:val="auto"/>
-          <w:sz w:val="20"/>
-        </w:rPr>
-        <w:t>SaaS</w:t>
-      </w:r>
-      <w:proofErr w:type="spellEnd"/>
-      <w:r>
-        <w:rPr>
-          <w:rFonts w:ascii="Arial" w:hAnsi="Arial" w:cs="Arial"/>
-          <w:b/>
-          <w:color w:val="auto"/>
-          <w:sz w:val="20"/>
-        </w:rPr>
-        <w:t>)</w:t>
+        <w:t>Multi-Tenant Integration &amp; Sync Platform (SaaS)</w:t>
       </w:r>
     </w:p>
     <w:p>
@@ -4465,6 +4292,21 @@
         </w:rPr>
         <w:t xml:space="preserve">Stored transactional state in </w:t>
       </w:r>
+      <w:r>
+        <w:rPr>
+          <w:rStyle w:val="Strong"/>
+          <w:rFonts w:ascii="Arial" w:hAnsi="Arial" w:cs="Arial"/>
+          <w:sz w:val="20"/>
+        </w:rPr>
+        <w:t>PostgreSQL/RDS</w:t>
+      </w:r>
+      <w:r>
+        <w:rPr>
+          <w:rFonts w:ascii="Arial" w:hAnsi="Arial" w:cs="Arial"/>
+          <w:sz w:val="20"/>
+        </w:rPr>
+        <w:t xml:space="preserve"> with performance-focused indexing, while using </w:t>
+      </w:r>
       <w:proofErr w:type="spellStart"/>
       <w:r>
         <w:rPr>
@@ -4472,42 +4314,16 @@
           <w:rFonts w:ascii="Arial" w:hAnsi="Arial" w:cs="Arial"/>
           <w:sz w:val="20"/>
         </w:rPr>
-        <w:t>PostgreSQL</w:t>
+        <w:t>DynamoDB</w:t>
       </w:r>
       <w:proofErr w:type="spellEnd"/>
       <w:r>
         <w:rPr>
-          <w:rStyle w:val="Strong"/>
-          <w:rFonts w:ascii="Arial" w:hAnsi="Arial" w:cs="Arial"/>
-          <w:sz w:val="20"/>
-        </w:rPr>
-        <w:t>/RDS</w:t>
-      </w:r>
-      <w:r>
-        <w:rPr>
-          <w:rFonts w:ascii="Arial" w:hAnsi="Arial" w:cs="Arial"/>
-          <w:sz w:val="20"/>
-        </w:rPr>
-        <w:t xml:space="preserve"> with performance-focused indexing, while using </w:t>
-      </w:r>
-      <w:proofErr w:type="spellStart"/>
-      <w:r>
-        <w:rPr>
-          <w:rStyle w:val="Strong"/>
-          <w:rFonts w:ascii="Arial" w:hAnsi="Arial" w:cs="Arial"/>
-          <w:sz w:val="20"/>
-        </w:rPr>
-        <w:t>DynamoDB</w:t>
-      </w:r>
-      <w:proofErr w:type="spellEnd"/>
-      <w:r>
-        <w:rPr>
           <w:rFonts w:ascii="Arial" w:hAnsi="Arial" w:cs="Arial"/>
           <w:sz w:val="20"/>
         </w:rPr>
         <w:t xml:space="preserve"> for high-scale access paths and </w:t>
       </w:r>
-      <w:proofErr w:type="spellStart"/>
       <w:r>
         <w:rPr>
           <w:rStyle w:val="Strong"/>
@@ -4516,7 +4332,6 @@
         </w:rPr>
         <w:t>MongoDB</w:t>
       </w:r>
-      <w:proofErr w:type="spellEnd"/>
       <w:r>
         <w:rPr>
           <w:rFonts w:ascii="Arial" w:hAnsi="Arial" w:cs="Arial"/>
@@ -4761,23 +4576,7 @@
           <w:rFonts w:ascii="Arial" w:hAnsi="Arial" w:cs="Arial"/>
           <w:sz w:val="20"/>
         </w:rPr>
-        <w:t xml:space="preserve">Shipped production </w:t>
-      </w:r>
-      <w:proofErr w:type="spellStart"/>
-      <w:r>
-        <w:rPr>
-          <w:rFonts w:ascii="Arial" w:hAnsi="Arial" w:cs="Arial"/>
-          <w:sz w:val="20"/>
-        </w:rPr>
-        <w:t>observability</w:t>
-      </w:r>
-      <w:proofErr w:type="spellEnd"/>
-      <w:r>
-        <w:rPr>
-          <w:rFonts w:ascii="Arial" w:hAnsi="Arial" w:cs="Arial"/>
-          <w:sz w:val="20"/>
-        </w:rPr>
-        <w:t xml:space="preserve"> using </w:t>
+        <w:t xml:space="preserve">Shipped production observability using </w:t>
       </w:r>
       <w:proofErr w:type="spellStart"/>
       <w:r>
@@ -5101,6 +4900,14 @@
         </w:rPr>
         <w:t xml:space="preserve">Automated delivery with </w:t>
       </w:r>
+      <w:r>
+        <w:rPr>
+          <w:rStyle w:val="Strong"/>
+          <w:rFonts w:ascii="Arial" w:hAnsi="Arial" w:cs="Arial"/>
+          <w:sz w:val="20"/>
+        </w:rPr>
+        <w:t>Terraform/</w:t>
+      </w:r>
       <w:proofErr w:type="spellStart"/>
       <w:r>
         <w:rPr>
@@ -5108,25 +4915,23 @@
           <w:rFonts w:ascii="Arial" w:hAnsi="Arial" w:cs="Arial"/>
           <w:sz w:val="20"/>
         </w:rPr>
-        <w:t>Terraform</w:t>
+        <w:t>CloudFormation</w:t>
       </w:r>
       <w:proofErr w:type="spellEnd"/>
       <w:r>
         <w:rPr>
-          <w:rStyle w:val="Strong"/>
-          <w:rFonts w:ascii="Arial" w:hAnsi="Arial" w:cs="Arial"/>
-          <w:sz w:val="20"/>
-        </w:rPr>
-        <w:t>/</w:t>
+          <w:rFonts w:ascii="Arial" w:hAnsi="Arial" w:cs="Arial"/>
+          <w:sz w:val="20"/>
+        </w:rPr>
+        <w:t xml:space="preserve"> and </w:t>
       </w:r>
       <w:proofErr w:type="spellStart"/>
       <w:r>
         <w:rPr>
-          <w:rStyle w:val="Strong"/>
-          <w:rFonts w:ascii="Arial" w:hAnsi="Arial" w:cs="Arial"/>
-          <w:sz w:val="20"/>
-        </w:rPr>
-        <w:t>CloudFormation</w:t>
+          <w:rFonts w:ascii="Arial" w:hAnsi="Arial" w:cs="Arial"/>
+          <w:sz w:val="20"/>
+        </w:rPr>
+        <w:t>GitOps</w:t>
       </w:r>
       <w:proofErr w:type="spellEnd"/>
       <w:r>
@@ -5134,76 +4939,50 @@
           <w:rFonts w:ascii="Arial" w:hAnsi="Arial" w:cs="Arial"/>
           <w:sz w:val="20"/>
         </w:rPr>
-        <w:t xml:space="preserve"> and </w:t>
+        <w:t xml:space="preserve"> workflows using </w:t>
+      </w:r>
+      <w:r>
+        <w:rPr>
+          <w:rStyle w:val="Strong"/>
+          <w:rFonts w:ascii="Arial" w:hAnsi="Arial" w:cs="Arial"/>
+          <w:sz w:val="20"/>
+        </w:rPr>
+        <w:t>Argo CD</w:t>
+      </w:r>
+      <w:r>
+        <w:rPr>
+          <w:rFonts w:ascii="Arial" w:hAnsi="Arial" w:cs="Arial"/>
+          <w:sz w:val="20"/>
+        </w:rPr>
+        <w:t xml:space="preserve">, supported by CI/CD via </w:t>
+      </w:r>
+      <w:r>
+        <w:rPr>
+          <w:rStyle w:val="Strong"/>
+          <w:rFonts w:ascii="Arial" w:hAnsi="Arial" w:cs="Arial"/>
+          <w:sz w:val="20"/>
+        </w:rPr>
+        <w:t>GitHub Actions</w:t>
+      </w:r>
+      <w:r>
+        <w:rPr>
+          <w:rFonts w:ascii="Arial" w:hAnsi="Arial" w:cs="Arial"/>
+          <w:sz w:val="20"/>
+        </w:rPr>
+        <w:t xml:space="preserve">, </w:t>
       </w:r>
       <w:proofErr w:type="spellStart"/>
       <w:r>
         <w:rPr>
-          <w:rFonts w:ascii="Arial" w:hAnsi="Arial" w:cs="Arial"/>
-          <w:sz w:val="20"/>
-        </w:rPr>
-        <w:t>GitOps</w:t>
+          <w:rStyle w:val="Strong"/>
+          <w:rFonts w:ascii="Arial" w:hAnsi="Arial" w:cs="Arial"/>
+          <w:sz w:val="20"/>
+        </w:rPr>
+        <w:t>GitLab</w:t>
       </w:r>
       <w:proofErr w:type="spellEnd"/>
       <w:r>
         <w:rPr>
-          <w:rFonts w:ascii="Arial" w:hAnsi="Arial" w:cs="Arial"/>
-          <w:sz w:val="20"/>
-        </w:rPr>
-        <w:t xml:space="preserve"> workflows using </w:t>
-      </w:r>
-      <w:r>
-        <w:rPr>
-          <w:rStyle w:val="Strong"/>
-          <w:rFonts w:ascii="Arial" w:hAnsi="Arial" w:cs="Arial"/>
-          <w:sz w:val="20"/>
-        </w:rPr>
-        <w:t>Argo CD</w:t>
-      </w:r>
-      <w:r>
-        <w:rPr>
-          <w:rFonts w:ascii="Arial" w:hAnsi="Arial" w:cs="Arial"/>
-          <w:sz w:val="20"/>
-        </w:rPr>
-        <w:t xml:space="preserve">, supported by CI/CD via </w:t>
-      </w:r>
-      <w:proofErr w:type="spellStart"/>
-      <w:r>
-        <w:rPr>
-          <w:rStyle w:val="Strong"/>
-          <w:rFonts w:ascii="Arial" w:hAnsi="Arial" w:cs="Arial"/>
-          <w:sz w:val="20"/>
-        </w:rPr>
-        <w:t>GitHub</w:t>
-      </w:r>
-      <w:proofErr w:type="spellEnd"/>
-      <w:r>
-        <w:rPr>
-          <w:rStyle w:val="Strong"/>
-          <w:rFonts w:ascii="Arial" w:hAnsi="Arial" w:cs="Arial"/>
-          <w:sz w:val="20"/>
-        </w:rPr>
-        <w:t xml:space="preserve"> Actions</w:t>
-      </w:r>
-      <w:r>
-        <w:rPr>
-          <w:rFonts w:ascii="Arial" w:hAnsi="Arial" w:cs="Arial"/>
-          <w:sz w:val="20"/>
-        </w:rPr>
-        <w:t xml:space="preserve">, </w:t>
-      </w:r>
-      <w:proofErr w:type="spellStart"/>
-      <w:r>
-        <w:rPr>
-          <w:rStyle w:val="Strong"/>
-          <w:rFonts w:ascii="Arial" w:hAnsi="Arial" w:cs="Arial"/>
-          <w:sz w:val="20"/>
-        </w:rPr>
-        <w:t>GitLab</w:t>
-      </w:r>
-      <w:proofErr w:type="spellEnd"/>
-      <w:r>
-        <w:rPr>
           <w:rStyle w:val="Strong"/>
           <w:rFonts w:ascii="Arial" w:hAnsi="Arial" w:cs="Arial"/>
           <w:sz w:val="20"/>
@@ -5223,18 +5002,8 @@
           <w:rFonts w:ascii="Arial" w:hAnsi="Arial" w:cs="Arial"/>
           <w:sz w:val="20"/>
         </w:rPr>
-        <w:t xml:space="preserve">Azure </w:t>
-      </w:r>
-      <w:proofErr w:type="spellStart"/>
-      <w:r>
-        <w:rPr>
-          <w:rStyle w:val="Strong"/>
-          <w:rFonts w:ascii="Arial" w:hAnsi="Arial" w:cs="Arial"/>
-          <w:sz w:val="20"/>
-        </w:rPr>
-        <w:t>DevOps</w:t>
-      </w:r>
-      <w:proofErr w:type="spellEnd"/>
+        <w:t>Azure DevOps</w:t>
+      </w:r>
       <w:r>
         <w:rPr>
           <w:rFonts w:ascii="Arial" w:hAnsi="Arial" w:cs="Arial"/>
